--- a/docs/Забытый Берег — алгоритм дня, воды, мест и событий.docx
+++ b/docs/Забытый Берег — алгоритм дня, воды, мест и событий.docx
@@ -437,7 +437,7 @@
     <w:sdt>
       <w:sdtPr>
         <w:alias w:val="Содержание"/>
-        <w:id w:val="807442628"/>
+        <w:id w:val="2040012512"/>
       </w:sdtPr>
       <w:sdtEndPr/>
       <w:sdtContent>
@@ -464,7 +464,7 @@
           <w:r>
             <w:fldChar w:fldCharType="separate"/>
           </w:r>
-          <w:hyperlink w:anchor="_Toc241594963" w:history="1">
+          <w:hyperlink w:anchor="_Toc241613044" w:history="1">
             <w:r>
               <w:rPr>
                 <w:rStyle w:val="a5"/>
@@ -488,7 +488,7 @@
               <w:rPr>
                 <w:noProof/>
               </w:rPr>
-              <w:instrText xml:space="preserve"> PAGEREF _Toc241594963 \h </w:instrText>
+              <w:instrText xml:space="preserve"> PAGEREF _Toc241613044 \h </w:instrText>
             </w:r>
             <w:r>
               <w:rPr>
@@ -529,7 +529,7 @@
               <w:szCs w:val="22"/>
             </w:rPr>
           </w:pPr>
-          <w:hyperlink w:anchor="_Toc241594964" w:history="1">
+          <w:hyperlink w:anchor="_Toc241613045" w:history="1">
             <w:r>
               <w:rPr>
                 <w:rStyle w:val="a5"/>
@@ -553,7 +553,7 @@
               <w:rPr>
                 <w:noProof/>
               </w:rPr>
-              <w:instrText xml:space="preserve"> PAGEREF _Toc241594964 \h </w:instrText>
+              <w:instrText xml:space="preserve"> PAGEREF _Toc241613045 \h </w:instrText>
             </w:r>
             <w:r>
               <w:rPr>
@@ -594,7 +594,7 @@
               <w:szCs w:val="22"/>
             </w:rPr>
           </w:pPr>
-          <w:hyperlink w:anchor="_Toc241594965" w:history="1">
+          <w:hyperlink w:anchor="_Toc241613046" w:history="1">
             <w:r>
               <w:rPr>
                 <w:rStyle w:val="a5"/>
@@ -618,7 +618,7 @@
               <w:rPr>
                 <w:noProof/>
               </w:rPr>
-              <w:instrText xml:space="preserve"> PAGEREF _Toc241594965 \h </w:instrText>
+              <w:instrText xml:space="preserve"> PAGEREF _Toc241613046 \h </w:instrText>
             </w:r>
             <w:r>
               <w:rPr>
@@ -659,7 +659,7 @@
               <w:szCs w:val="22"/>
             </w:rPr>
           </w:pPr>
-          <w:hyperlink w:anchor="_Toc241594966" w:history="1">
+          <w:hyperlink w:anchor="_Toc241613047" w:history="1">
             <w:r>
               <w:rPr>
                 <w:rStyle w:val="a5"/>
@@ -683,7 +683,7 @@
               <w:rPr>
                 <w:noProof/>
               </w:rPr>
-              <w:instrText xml:space="preserve"> PAGEREF _Toc241594966 \h </w:instrText>
+              <w:instrText xml:space="preserve"> PAGEREF _Toc241613047 \h </w:instrText>
             </w:r>
             <w:r>
               <w:rPr>
@@ -724,7 +724,7 @@
               <w:szCs w:val="22"/>
             </w:rPr>
           </w:pPr>
-          <w:hyperlink w:anchor="_Toc241594967" w:history="1">
+          <w:hyperlink w:anchor="_Toc241613048" w:history="1">
             <w:r>
               <w:rPr>
                 <w:rStyle w:val="a5"/>
@@ -748,7 +748,7 @@
               <w:rPr>
                 <w:noProof/>
               </w:rPr>
-              <w:instrText xml:space="preserve"> PAGEREF _Toc241594967 \h </w:instrText>
+              <w:instrText xml:space="preserve"> PAGEREF _Toc241613048 \h </w:instrText>
             </w:r>
             <w:r>
               <w:rPr>
@@ -789,7 +789,7 @@
               <w:szCs w:val="22"/>
             </w:rPr>
           </w:pPr>
-          <w:hyperlink w:anchor="_Toc241594968" w:history="1">
+          <w:hyperlink w:anchor="_Toc241613049" w:history="1">
             <w:r>
               <w:rPr>
                 <w:rStyle w:val="a5"/>
@@ -813,7 +813,7 @@
               <w:rPr>
                 <w:noProof/>
               </w:rPr>
-              <w:instrText xml:space="preserve"> PAGEREF _Toc241594968 \h </w:instrText>
+              <w:instrText xml:space="preserve"> PAGEREF _Toc241613049 \h </w:instrText>
             </w:r>
             <w:r>
               <w:rPr>
@@ -854,7 +854,7 @@
               <w:szCs w:val="22"/>
             </w:rPr>
           </w:pPr>
-          <w:hyperlink w:anchor="_Toc241594969" w:history="1">
+          <w:hyperlink w:anchor="_Toc241613050" w:history="1">
             <w:r>
               <w:rPr>
                 <w:rStyle w:val="a5"/>
@@ -878,7 +878,7 @@
               <w:rPr>
                 <w:noProof/>
               </w:rPr>
-              <w:instrText xml:space="preserve"> PAGEREF _Toc241594969 \h </w:instrText>
+              <w:instrText xml:space="preserve"> PAGEREF _Toc241613050 \h </w:instrText>
             </w:r>
             <w:r>
               <w:rPr>
@@ -919,7 +919,7 @@
               <w:szCs w:val="22"/>
             </w:rPr>
           </w:pPr>
-          <w:hyperlink w:anchor="_Toc241594970" w:history="1">
+          <w:hyperlink w:anchor="_Toc241613051" w:history="1">
             <w:r>
               <w:rPr>
                 <w:rStyle w:val="a5"/>
@@ -943,7 +943,7 @@
               <w:rPr>
                 <w:noProof/>
               </w:rPr>
-              <w:instrText xml:space="preserve"> PAGEREF _Toc241594970 \h </w:instrText>
+              <w:instrText xml:space="preserve"> PAGEREF _Toc241613051 \h </w:instrText>
             </w:r>
             <w:r>
               <w:rPr>
@@ -984,7 +984,7 @@
               <w:szCs w:val="22"/>
             </w:rPr>
           </w:pPr>
-          <w:hyperlink w:anchor="_Toc241594971" w:history="1">
+          <w:hyperlink w:anchor="_Toc241613052" w:history="1">
             <w:r>
               <w:rPr>
                 <w:rStyle w:val="a5"/>
@@ -1008,7 +1008,7 @@
               <w:rPr>
                 <w:noProof/>
               </w:rPr>
-              <w:instrText xml:space="preserve"> PAGEREF _Toc241594971 \h </w:instrText>
+              <w:instrText xml:space="preserve"> PAGEREF _Toc241613052 \h </w:instrText>
             </w:r>
             <w:r>
               <w:rPr>
@@ -1049,7 +1049,7 @@
               <w:szCs w:val="22"/>
             </w:rPr>
           </w:pPr>
-          <w:hyperlink w:anchor="_Toc241594972" w:history="1">
+          <w:hyperlink w:anchor="_Toc241613053" w:history="1">
             <w:r>
               <w:rPr>
                 <w:rStyle w:val="a5"/>
@@ -1073,7 +1073,7 @@
               <w:rPr>
                 <w:noProof/>
               </w:rPr>
-              <w:instrText xml:space="preserve"> PAGEREF _Toc241594972 \h </w:instrText>
+              <w:instrText xml:space="preserve"> PAGEREF _Toc241613053 \h </w:instrText>
             </w:r>
             <w:r>
               <w:rPr>
@@ -1114,7 +1114,7 @@
               <w:szCs w:val="22"/>
             </w:rPr>
           </w:pPr>
-          <w:hyperlink w:anchor="_Toc241594973" w:history="1">
+          <w:hyperlink w:anchor="_Toc241613054" w:history="1">
             <w:r>
               <w:rPr>
                 <w:rStyle w:val="a5"/>
@@ -1138,7 +1138,7 @@
               <w:rPr>
                 <w:noProof/>
               </w:rPr>
-              <w:instrText xml:space="preserve"> PAGEREF _Toc241594973 \h </w:instrText>
+              <w:instrText xml:space="preserve"> PAGEREF _Toc241613054 \h </w:instrText>
             </w:r>
             <w:r>
               <w:rPr>
@@ -1179,7 +1179,7 @@
               <w:szCs w:val="22"/>
             </w:rPr>
           </w:pPr>
-          <w:hyperlink w:anchor="_Toc241594974" w:history="1">
+          <w:hyperlink w:anchor="_Toc241613055" w:history="1">
             <w:r>
               <w:rPr>
                 <w:rStyle w:val="a5"/>
@@ -1203,7 +1203,7 @@
               <w:rPr>
                 <w:noProof/>
               </w:rPr>
-              <w:instrText xml:space="preserve"> PAGEREF _Toc241594974 \h </w:instrText>
+              <w:instrText xml:space="preserve"> PAGEREF _Toc241613055 \h </w:instrText>
             </w:r>
             <w:r>
               <w:rPr>
@@ -1244,7 +1244,7 @@
               <w:szCs w:val="22"/>
             </w:rPr>
           </w:pPr>
-          <w:hyperlink w:anchor="_Toc241594975" w:history="1">
+          <w:hyperlink w:anchor="_Toc241613056" w:history="1">
             <w:r>
               <w:rPr>
                 <w:rStyle w:val="a5"/>
@@ -1268,7 +1268,7 @@
               <w:rPr>
                 <w:noProof/>
               </w:rPr>
-              <w:instrText xml:space="preserve"> PAGEREF _Toc241594975 \h </w:instrText>
+              <w:instrText xml:space="preserve"> PAGEREF _Toc241613056 \h </w:instrText>
             </w:r>
             <w:r>
               <w:rPr>
@@ -1309,7 +1309,7 @@
               <w:szCs w:val="22"/>
             </w:rPr>
           </w:pPr>
-          <w:hyperlink w:anchor="_Toc241594976" w:history="1">
+          <w:hyperlink w:anchor="_Toc241613057" w:history="1">
             <w:r>
               <w:rPr>
                 <w:rStyle w:val="a5"/>
@@ -1333,7 +1333,7 @@
               <w:rPr>
                 <w:noProof/>
               </w:rPr>
-              <w:instrText xml:space="preserve"> PAGEREF _Toc241594976 \h </w:instrText>
+              <w:instrText xml:space="preserve"> PAGEREF _Toc241613057 \h </w:instrText>
             </w:r>
             <w:r>
               <w:rPr>
@@ -1374,7 +1374,7 @@
               <w:szCs w:val="22"/>
             </w:rPr>
           </w:pPr>
-          <w:hyperlink w:anchor="_Toc241594977" w:history="1">
+          <w:hyperlink w:anchor="_Toc241613058" w:history="1">
             <w:r>
               <w:rPr>
                 <w:rStyle w:val="a5"/>
@@ -1398,7 +1398,7 @@
               <w:rPr>
                 <w:noProof/>
               </w:rPr>
-              <w:instrText xml:space="preserve"> PAGEREF _Toc241594977 \h </w:instrText>
+              <w:instrText xml:space="preserve"> PAGEREF _Toc241613058 \h </w:instrText>
             </w:r>
             <w:r>
               <w:rPr>
@@ -1439,7 +1439,7 @@
               <w:szCs w:val="22"/>
             </w:rPr>
           </w:pPr>
-          <w:hyperlink w:anchor="_Toc241594978" w:history="1">
+          <w:hyperlink w:anchor="_Toc241613059" w:history="1">
             <w:r>
               <w:rPr>
                 <w:rStyle w:val="a5"/>
@@ -1463,7 +1463,7 @@
               <w:rPr>
                 <w:noProof/>
               </w:rPr>
-              <w:instrText xml:space="preserve"> PAGEREF _Toc241594978 \h </w:instrText>
+              <w:instrText xml:space="preserve"> PAGEREF _Toc241613059 \h </w:instrText>
             </w:r>
             <w:r>
               <w:rPr>
@@ -1504,7 +1504,7 @@
               <w:szCs w:val="22"/>
             </w:rPr>
           </w:pPr>
-          <w:hyperlink w:anchor="_Toc241594979" w:history="1">
+          <w:hyperlink w:anchor="_Toc241613060" w:history="1">
             <w:r>
               <w:rPr>
                 <w:rStyle w:val="a5"/>
@@ -1528,7 +1528,7 @@
               <w:rPr>
                 <w:noProof/>
               </w:rPr>
-              <w:instrText xml:space="preserve"> PAGEREF _Toc241594979 \h </w:instrText>
+              <w:instrText xml:space="preserve"> PAGEREF _Toc241613060 \h </w:instrText>
             </w:r>
             <w:r>
               <w:rPr>
@@ -1569,7 +1569,7 @@
               <w:szCs w:val="22"/>
             </w:rPr>
           </w:pPr>
-          <w:hyperlink w:anchor="_Toc241594980" w:history="1">
+          <w:hyperlink w:anchor="_Toc241613061" w:history="1">
             <w:r>
               <w:rPr>
                 <w:rStyle w:val="a5"/>
@@ -1593,7 +1593,7 @@
               <w:rPr>
                 <w:noProof/>
               </w:rPr>
-              <w:instrText xml:space="preserve"> PAGEREF _Toc241594980 \h </w:instrText>
+              <w:instrText xml:space="preserve"> PAGEREF _Toc241613061 \h </w:instrText>
             </w:r>
             <w:r>
               <w:rPr>
@@ -1634,7 +1634,7 @@
               <w:szCs w:val="22"/>
             </w:rPr>
           </w:pPr>
-          <w:hyperlink w:anchor="_Toc241594981" w:history="1">
+          <w:hyperlink w:anchor="_Toc241613062" w:history="1">
             <w:r>
               <w:rPr>
                 <w:rStyle w:val="a5"/>
@@ -1658,7 +1658,7 @@
               <w:rPr>
                 <w:noProof/>
               </w:rPr>
-              <w:instrText xml:space="preserve"> PAGEREF _Toc241594981 \h </w:instrText>
+              <w:instrText xml:space="preserve"> PAGEREF _Toc241613062 \h </w:instrText>
             </w:r>
             <w:r>
               <w:rPr>
@@ -1699,7 +1699,7 @@
               <w:szCs w:val="22"/>
             </w:rPr>
           </w:pPr>
-          <w:hyperlink w:anchor="_Toc241594982" w:history="1">
+          <w:hyperlink w:anchor="_Toc241613063" w:history="1">
             <w:r>
               <w:rPr>
                 <w:rStyle w:val="a5"/>
@@ -1723,7 +1723,7 @@
               <w:rPr>
                 <w:noProof/>
               </w:rPr>
-              <w:instrText xml:space="preserve"> PAGEREF _Toc241594982 \h </w:instrText>
+              <w:instrText xml:space="preserve"> PAGEREF _Toc241613063 \h </w:instrText>
             </w:r>
             <w:r>
               <w:rPr>
@@ -1764,7 +1764,7 @@
               <w:szCs w:val="22"/>
             </w:rPr>
           </w:pPr>
-          <w:hyperlink w:anchor="_Toc241594983" w:history="1">
+          <w:hyperlink w:anchor="_Toc241613064" w:history="1">
             <w:r>
               <w:rPr>
                 <w:rStyle w:val="a5"/>
@@ -1788,7 +1788,7 @@
               <w:rPr>
                 <w:noProof/>
               </w:rPr>
-              <w:instrText xml:space="preserve"> PAGEREF _Toc241594983 \h </w:instrText>
+              <w:instrText xml:space="preserve"> PAGEREF _Toc241613064 \h </w:instrText>
             </w:r>
             <w:r>
               <w:rPr>
@@ -1829,7 +1829,7 @@
               <w:szCs w:val="22"/>
             </w:rPr>
           </w:pPr>
-          <w:hyperlink w:anchor="_Toc241594984" w:history="1">
+          <w:hyperlink w:anchor="_Toc241613065" w:history="1">
             <w:r>
               <w:rPr>
                 <w:rStyle w:val="a5"/>
@@ -1853,7 +1853,7 @@
               <w:rPr>
                 <w:noProof/>
               </w:rPr>
-              <w:instrText xml:space="preserve"> PAGEREF _Toc241594984 \h </w:instrText>
+              <w:instrText xml:space="preserve"> PAGEREF _Toc241613065 \h </w:instrText>
             </w:r>
             <w:r>
               <w:rPr>
@@ -1894,7 +1894,7 @@
               <w:szCs w:val="22"/>
             </w:rPr>
           </w:pPr>
-          <w:hyperlink w:anchor="_Toc241594985" w:history="1">
+          <w:hyperlink w:anchor="_Toc241613066" w:history="1">
             <w:r>
               <w:rPr>
                 <w:rStyle w:val="a5"/>
@@ -1918,7 +1918,7 @@
               <w:rPr>
                 <w:noProof/>
               </w:rPr>
-              <w:instrText xml:space="preserve"> PAGEREF _Toc241594985 \h </w:instrText>
+              <w:instrText xml:space="preserve"> PAGEREF _Toc241613066 \h </w:instrText>
             </w:r>
             <w:r>
               <w:rPr>
@@ -1959,7 +1959,7 @@
               <w:szCs w:val="22"/>
             </w:rPr>
           </w:pPr>
-          <w:hyperlink w:anchor="_Toc241594986" w:history="1">
+          <w:hyperlink w:anchor="_Toc241613067" w:history="1">
             <w:r>
               <w:rPr>
                 <w:rStyle w:val="a5"/>
@@ -1983,7 +1983,7 @@
               <w:rPr>
                 <w:noProof/>
               </w:rPr>
-              <w:instrText xml:space="preserve"> PAGEREF _Toc241594986 \h </w:instrText>
+              <w:instrText xml:space="preserve"> PAGEREF _Toc241613067 \h </w:instrText>
             </w:r>
             <w:r>
               <w:rPr>
@@ -2024,7 +2024,7 @@
               <w:szCs w:val="22"/>
             </w:rPr>
           </w:pPr>
-          <w:hyperlink w:anchor="_Toc241594987" w:history="1">
+          <w:hyperlink w:anchor="_Toc241613068" w:history="1">
             <w:r>
               <w:rPr>
                 <w:rStyle w:val="a5"/>
@@ -2048,7 +2048,7 @@
               <w:rPr>
                 <w:noProof/>
               </w:rPr>
-              <w:instrText xml:space="preserve"> PAGEREF _Toc241594987 \h </w:instrText>
+              <w:instrText xml:space="preserve"> PAGEREF _Toc241613068 \h </w:instrText>
             </w:r>
             <w:r>
               <w:rPr>
@@ -2089,13 +2089,13 @@
               <w:szCs w:val="22"/>
             </w:rPr>
           </w:pPr>
-          <w:hyperlink w:anchor="_Toc241594988" w:history="1">
+          <w:hyperlink w:anchor="_Toc241613069" w:history="1">
             <w:r>
               <w:rPr>
                 <w:rStyle w:val="a5"/>
                 <w:noProof/>
               </w:rPr>
-              <w:t>21. Вопросы владельцу</w:t>
+              <w:t>21. Решения владельца по вопросам (29.09.2026)</w:t>
             </w:r>
             <w:r>
               <w:rPr>
@@ -2113,7 +2113,7 @@
               <w:rPr>
                 <w:noProof/>
               </w:rPr>
-              <w:instrText xml:space="preserve"> PAGEREF _Toc241594988 \h </w:instrText>
+              <w:instrText xml:space="preserve"> PAGEREF _Toc241613069 \h </w:instrText>
             </w:r>
             <w:r>
               <w:rPr>
@@ -2154,7 +2154,7 @@
               <w:szCs w:val="22"/>
             </w:rPr>
           </w:pPr>
-          <w:hyperlink w:anchor="_Toc241594989" w:history="1">
+          <w:hyperlink w:anchor="_Toc241613070" w:history="1">
             <w:r>
               <w:rPr>
                 <w:rStyle w:val="a5"/>
@@ -2178,7 +2178,7 @@
               <w:rPr>
                 <w:noProof/>
               </w:rPr>
-              <w:instrText xml:space="preserve"> PAGEREF _Toc241594989 \h </w:instrText>
+              <w:instrText xml:space="preserve"> PAGEREF _Toc241613070 \h </w:instrText>
             </w:r>
             <w:r>
               <w:rPr>
@@ -2217,7 +2217,7 @@
         <w:pStyle w:val="1"/>
         <w:pageBreakBefore/>
       </w:pPr>
-      <w:bookmarkStart w:id="1" w:name="_Toc241594963"/>
+      <w:bookmarkStart w:id="1" w:name="_Toc241613044"/>
       <w:r>
         <w:lastRenderedPageBreak/>
         <w:t>Часть I. Что видит игрок</w:t>
@@ -2228,7 +2228,7 @@
       <w:pPr>
         <w:pStyle w:val="2"/>
       </w:pPr>
-      <w:bookmarkStart w:id="2" w:name="_Toc241594964"/>
+      <w:bookmarkStart w:id="2" w:name="_Toc241613045"/>
       <w:r>
         <w:t>1. Ход дня</w:t>
       </w:r>
@@ -2974,7 +2974,7 @@
           <w:noProof/>
         </w:rPr>
         <w:drawing>
-          <wp:inline distT="0" distB="0" distL="0" distR="0" wp14:anchorId="7EB30AF4" wp14:editId="35B841D4">
+          <wp:inline distT="0" distB="0" distL="0" distR="0" wp14:anchorId="6F36302A" wp14:editId="0CE2A210">
             <wp:extent cx="5810250" cy="3267075"/>
             <wp:effectExtent l="0" t="0" r="0" b="0"/>
             <wp:docPr id="1" name="m21i_travel.jpg" descr="m21i_travel.jpg" title="m21i_travel.jpg"/>
@@ -3033,7 +3033,7 @@
       <w:pPr>
         <w:pStyle w:val="2"/>
       </w:pPr>
-      <w:bookmarkStart w:id="3" w:name="_Toc241594965"/>
+      <w:bookmarkStart w:id="3" w:name="_Toc241613046"/>
       <w:r>
         <w:t>2. Что изменилось против прежней версии</w:t>
       </w:r>
@@ -3757,7 +3757,7 @@
         <w:pStyle w:val="1"/>
         <w:pageBreakBefore/>
       </w:pPr>
-      <w:bookmarkStart w:id="4" w:name="_Toc241594966"/>
+      <w:bookmarkStart w:id="4" w:name="_Toc241613047"/>
       <w:r>
         <w:lastRenderedPageBreak/>
         <w:t>Часть II. Алгоритмы</w:t>
@@ -3768,7 +3768,7 @@
       <w:pPr>
         <w:pStyle w:val="2"/>
       </w:pPr>
-      <w:bookmarkStart w:id="5" w:name="_Toc241594967"/>
+      <w:bookmarkStart w:id="5" w:name="_Toc241613048"/>
       <w:r>
         <w:t>3. Карта как граф</w:t>
       </w:r>
@@ -3888,7 +3888,7 @@
           <w:noProof/>
         </w:rPr>
         <w:drawing>
-          <wp:inline distT="0" distB="0" distL="0" distR="0" wp14:anchorId="78C24059" wp14:editId="4F2B8A78">
+          <wp:inline distT="0" distB="0" distL="0" distR="0" wp14:anchorId="6D6FFB61" wp14:editId="7C0BA196">
             <wp:extent cx="6096000" cy="3048000"/>
             <wp:effectExtent l="0" t="0" r="0" b="0"/>
             <wp:docPr id="2" name="graph_shore.jpg" descr="graph_shore.jpg" title="graph_shore.jpg"/>
@@ -4056,7 +4056,7 @@
       <w:pPr>
         <w:pStyle w:val="2"/>
       </w:pPr>
-      <w:bookmarkStart w:id="6" w:name="_Toc241594968"/>
+      <w:bookmarkStart w:id="6" w:name="_Toc241613049"/>
       <w:r>
         <w:t>4. Туман неизвестного: что видит игрок</w:t>
       </w:r>
@@ -4192,7 +4192,7 @@
       <w:pPr>
         <w:pStyle w:val="2"/>
       </w:pPr>
-      <w:bookmarkStart w:id="7" w:name="_Toc241594969"/>
+      <w:bookmarkStart w:id="7" w:name="_Toc241613050"/>
       <w:r>
         <w:t>5. Маршрут и шаги дня</w:t>
       </w:r>
@@ -4856,7 +4856,7 @@
       <w:pPr>
         <w:pStyle w:val="2"/>
       </w:pPr>
-      <w:bookmarkStart w:id="8" w:name="_Toc241594970"/>
+      <w:bookmarkStart w:id="8" w:name="_Toc241613051"/>
       <w:r>
         <w:t>6. Неделя и фазы</w:t>
       </w:r>
@@ -5634,7 +5634,7 @@
       <w:pPr>
         <w:pStyle w:val="2"/>
       </w:pPr>
-      <w:bookmarkStart w:id="9" w:name="_Toc241594971"/>
+      <w:bookmarkStart w:id="9" w:name="_Toc241613052"/>
       <w:r>
         <w:t>7. Прилив: как тонут места</w:t>
       </w:r>
@@ -6397,7 +6397,7 @@
       <w:pPr>
         <w:pStyle w:val="2"/>
       </w:pPr>
-      <w:bookmarkStart w:id="10" w:name="_Toc241594972"/>
+      <w:bookmarkStart w:id="10" w:name="_Toc241613053"/>
       <w:r>
         <w:lastRenderedPageBreak/>
         <w:t>8. Отлив и новые места</w:t>
@@ -7566,7 +7566,7 @@
       <w:pPr>
         <w:pStyle w:val="2"/>
       </w:pPr>
-      <w:bookmarkStart w:id="11" w:name="_Toc241594973"/>
+      <w:bookmarkStart w:id="11" w:name="_Toc241613054"/>
       <w:r>
         <w:t>9. События: откуда берутся миссии</w:t>
       </w:r>
@@ -8634,10 +8634,30 @@
         <w:t>Местные встречи</w:t>
       </w:r>
       <w:r>
-        <w:t xml:space="preserve"> — 17 коротких повторяемых встреч, по одной на место (tools/shore_local.py). Шаблоны — по высоте места: на высотах — Дозор с высоты и Падальщик у лагеря; в руинах — Завал и Щупальца в нишах; в низинах — Лужи отлива и Засада в кораллах. Угроза 1–2, награда </w:t>
-      </w:r>
-      <w:r>
-        <w:t>— 2–4 осколка, каждая с проверкой и боем на выбор. Это «дела рядом», а не сюжет: они закрывают пустые дни.</w:t>
+        <w:t xml:space="preserve"> — 34 коротких повторяемых встречи, </w:t>
+      </w:r>
+      <w:r>
+        <w:rPr>
+          <w:b/>
+          <w:bCs/>
+        </w:rPr>
+        <w:t>по две на место</w:t>
+      </w:r>
+      <w:r>
+        <w:t xml:space="preserve"> (tools/shore_local.py): спокойная (проверки, LS01–LS17) и с боем (LS18–LS34). Шаблоны — по высоте места: на высотах — Дозор с высоты и Падальщик у лагеря; в руинах — Завал и Щупальца в нишах; в низинах — Лужи отлива и Засада в кораллах. Угроза 1–2, наград</w:t>
+      </w:r>
+      <w:r>
+        <w:t xml:space="preserve">а — 2–4 осколка и </w:t>
+      </w:r>
+      <w:r>
+        <w:rPr>
+          <w:b/>
+          <w:bCs/>
+        </w:rPr>
+        <w:t>опыт тегов ×1,5</w:t>
+      </w:r>
+      <w:r>
+        <w:t xml:space="preserve"> (решение владельца: встречи полезны для роста героев, но не ферма денег). Какую из двух поднять, решает режиссёр напряжения (§10).</w:t>
       </w:r>
     </w:p>
     <w:p>
@@ -8652,19 +8672,19 @@
         <w:t>Сроки</w:t>
       </w:r>
       <w:r>
-        <w:t xml:space="preserve"> считаются в днях: миссия уходит, когда прошло её expires дней с открытия (MissionFlow.expire_day, каждую ночь).</w:t>
+        <w:t xml:space="preserve"> считаются в днях: миссия уходит, когда прошло её expires дней с открытия (MissionFlow</w:t>
+      </w:r>
+      <w:r>
+        <w:t>.expire_day, каждую ночь).</w:t>
       </w:r>
     </w:p>
     <w:p>
       <w:pPr>
         <w:pStyle w:val="2"/>
       </w:pPr>
-      <w:bookmarkStart w:id="12" w:name="_Toc241594974"/>
-      <w:r>
-        <w:t>10. Планировщик дня — «всегда е</w:t>
-      </w:r>
-      <w:r>
-        <w:t>сть что делать»</w:t>
+      <w:bookmarkStart w:id="12" w:name="_Toc241613055"/>
+      <w:r>
+        <w:t>10. Планировщик дня — «всегда есть что делать»</w:t>
       </w:r>
       <w:bookmarkEnd w:id="12"/>
     </w:p>
@@ -8688,7 +8708,17 @@
           <w:sz w:val="20"/>
           <w:szCs w:val="20"/>
         </w:rPr>
-        <w:t>options() — какие миссии досягаемы сегодня</w:t>
+        <w:t>options() — каки</w:t>
+      </w:r>
+      <w:r>
+        <w:rPr>
+          <w:b/>
+          <w:bCs/>
+          <w:color w:val="8C2830"/>
+          <w:sz w:val="20"/>
+          <w:szCs w:val="20"/>
+        </w:rPr>
+        <w:t>е миссии досягаемы сегодня</w:t>
       </w:r>
     </w:p>
     <w:tbl>
@@ -8745,7 +8775,7 @@
                 <w:sz w:val="17"/>
                 <w:szCs w:val="17"/>
               </w:rPr>
-              <w:t>для каждой открытой миссии теку</w:t>
+              <w:t xml:space="preserve">для каждой открытой миссии текущей главы: Натиск                                   -&gt; today (приходит сам) место под водой                          -&gt; cut d = переходов от лагеря (маршрут мимо воды) нет маршрута                  </w:t>
             </w:r>
             <w:r>
               <w:rPr>
@@ -8753,15 +8783,7 @@
                 <w:sz w:val="17"/>
                 <w:szCs w:val="17"/>
               </w:rPr>
-              <w:t>щей главы: Натиск                                   -&gt; today (приходит сам) место под водой                          -&gt; cut d = переходов от лагеря (маршрут мимо воды) нет маршрута                             -&gt; cut (за водой) марш(d) = 0 (хватает бесплатн</w:t>
-            </w:r>
-            <w:r>
-              <w:rPr>
-                <w:rFonts w:ascii="Consolas" w:eastAsia="Consolas" w:hAnsi="Consolas" w:cs="Consolas"/>
-                <w:sz w:val="17"/>
-                <w:szCs w:val="17"/>
-              </w:rPr>
-              <w:t>ых шагов)   -&gt; today иначе                                    -&gt; march (дойти можно, но устанут)</w:t>
+              <w:t xml:space="preserve">           -&gt; cut (за водой) марш(d) = 0 (хватает бесплатных шагов)   -&gt; today иначе                                    -&gt; march (дойти можно, но устанут)</w:t>
             </w:r>
           </w:p>
         </w:tc>
@@ -8892,6 +8914,131 @@
       </w:pPr>
       <w:r>
         <w:lastRenderedPageBreak/>
+        <w:t>Режиссёр напряжения (внедрён)</w:t>
+      </w:r>
+    </w:p>
+    <w:p>
+      <w:pPr>
+        <w:spacing w:after="120" w:line="290" w:lineRule="auto"/>
+      </w:pPr>
+      <w:r>
+        <w:t xml:space="preserve">По мотивам режиссёра Left 4 Dead (§18): планировщик считает </w:t>
+      </w:r>
+      <w:r>
+        <w:rPr>
+          <w:b/>
+          <w:bCs/>
+        </w:rPr>
+        <w:t>напряжение отряда</w:t>
+      </w:r>
+      <w:r>
+        <w:t xml:space="preserve"> 0…1 и под</w:t>
+      </w:r>
+      <w:r>
+        <w:t>бирает встречи под него. Игрок режиссёра не видит — он видит, что мир «отвечает» на состояние отряда.</w:t>
+      </w:r>
+    </w:p>
+    <w:p>
+      <w:pPr>
+        <w:spacing w:before="160" w:after="60"/>
+      </w:pPr>
+      <w:r>
+        <w:rPr>
+          <w:b/>
+          <w:bCs/>
+          <w:color w:val="8C2830"/>
+          <w:sz w:val="20"/>
+          <w:szCs w:val="20"/>
+        </w:rPr>
+        <w:t>tension() и выбор встречи — DayPlanner</w:t>
+      </w:r>
+    </w:p>
+    <w:tbl>
+      <w:tblPr>
+        <w:tblW w:w="9638" w:type="dxa"/>
+        <w:tblBorders>
+          <w:top w:val="single" w:sz="4" w:space="0" w:color="auto"/>
+          <w:left w:val="single" w:sz="4" w:space="0" w:color="auto"/>
+          <w:bottom w:val="single" w:sz="4" w:space="0" w:color="auto"/>
+          <w:right w:val="single" w:sz="4" w:space="0" w:color="auto"/>
+          <w:insideH w:val="single" w:sz="4" w:space="0" w:color="auto"/>
+          <w:insideV w:val="single" w:sz="4" w:space="0" w:color="auto"/>
+        </w:tblBorders>
+        <w:tblCellMar>
+          <w:left w:w="10" w:type="dxa"/>
+          <w:right w:w="10" w:type="dxa"/>
+        </w:tblCellMar>
+        <w:tblLook w:val="04A0" w:firstRow="1" w:lastRow="0" w:firstColumn="1" w:lastColumn="0" w:noHBand="0" w:noVBand="1"/>
+      </w:tblPr>
+      <w:tblGrid>
+        <w:gridCol w:w="9638"/>
+      </w:tblGrid>
+      <w:tr>
+        <w:tblPrEx>
+          <w:tblCellMar>
+            <w:top w:w="0" w:type="dxa"/>
+            <w:bottom w:w="0" w:type="dxa"/>
+          </w:tblCellMar>
+        </w:tblPrEx>
+        <w:tc>
+          <w:tcPr>
+            <w:tcW w:w="9638" w:type="dxa"/>
+            <w:tcBorders>
+              <w:top w:val="single" w:sz="4" w:space="0" w:color="B8BEC8"/>
+              <w:left w:val="single" w:sz="4" w:space="0" w:color="B8BEC8"/>
+              <w:bottom w:val="single" w:sz="4" w:space="0" w:color="B8BEC8"/>
+              <w:right w:val="single" w:sz="4" w:space="0" w:color="B8BEC8"/>
+            </w:tcBorders>
+            <w:shd w:val="clear" w:color="auto" w:fill="EEF0F3"/>
+            <w:tcMar>
+              <w:top w:w="110" w:type="dxa"/>
+              <w:left w:w="160" w:type="dxa"/>
+              <w:bottom w:w="110" w:type="dxa"/>
+              <w:right w:w="160" w:type="dxa"/>
+            </w:tcMar>
+          </w:tcPr>
+          <w:p>
+            <w:pPr>
+              <w:spacing w:after="60" w:line="250" w:lineRule="auto"/>
+            </w:pPr>
+            <w:r>
+              <w:rPr>
+                <w:rFonts w:ascii="Consolas" w:eastAsia="Consolas" w:hAnsi="Consolas" w:cs="Consolas"/>
+                <w:sz w:val="17"/>
+                <w:szCs w:val="17"/>
+              </w:rPr>
+              <w:t>напряжение = (1 - средняя психика/100) × 0,5 + доля героев на грани смерти × 0,3 + 0,1, если открыт Натиск + 0,1, е</w:t>
+            </w:r>
+            <w:r>
+              <w:rPr>
+                <w:rFonts w:ascii="Consolas" w:eastAsia="Consolas" w:hAnsi="Consolas" w:cs="Consolas"/>
+                <w:sz w:val="17"/>
+                <w:szCs w:val="17"/>
+              </w:rPr>
+              <w:t>сли вода идёт или стоит + 0,1 в Кровавую луну                       (не больше 1) напряжение &gt;= 0,5 -&gt; вымотаны: первыми спокойные встречи (проверки) напряжение &lt;  0,3 -&gt; свежи: первыми встречи с боем; Натиск приходит на день раньше (каждый Натиск — не бол</w:t>
+            </w:r>
+            <w:r>
+              <w:rPr>
+                <w:rFonts w:ascii="Consolas" w:eastAsia="Consolas" w:hAnsi="Consolas" w:cs="Consolas"/>
+                <w:sz w:val="17"/>
+                <w:szCs w:val="17"/>
+              </w:rPr>
+              <w:t>ьше чем на день; флаг onslaught_nudged) между                -&gt; чётный день — спокойные, нечётный — с боем</w:t>
+            </w:r>
+          </w:p>
+        </w:tc>
+      </w:tr>
+    </w:tbl>
+    <w:p>
+      <w:pPr>
+        <w:spacing w:after="100"/>
+      </w:pPr>
+    </w:p>
+    <w:p>
+      <w:pPr>
+        <w:pStyle w:val="3"/>
+      </w:pPr>
+      <w:r>
         <w:t>Дела лагеря</w:t>
       </w:r>
     </w:p>
@@ -9338,7 +9485,7 @@
       <w:pPr>
         <w:pStyle w:val="2"/>
       </w:pPr>
-      <w:bookmarkStart w:id="13" w:name="_Toc241594975"/>
+      <w:bookmarkStart w:id="13" w:name="_Toc241613056"/>
       <w:r>
         <w:t>11. Ночь — порядок шагов</w:t>
       </w:r>
@@ -9349,10 +9496,7 @@
         <w:spacing w:after="120" w:line="290" w:lineRule="auto"/>
       </w:pPr>
       <w:r>
-        <w:t>«Закончить день» (DayRules.end_day) выполняет шаги стро</w:t>
-      </w:r>
-      <w:r>
-        <w:t>го по порядку; порядок важен — например, сначала вода, потом бегство, потом сроки и новые встречи, и только в самом конце — планировщик, который видит уже новое утро.</w:t>
+        <w:t>«Закончить день» (DayRules.end_day) выполняет шаги строго по порядку; порядок важен — например, сначала вода, потом бегство, потом сроки и новые встречи, и только в самом конце — планировщик, который видит уже новое утро.</w:t>
       </w:r>
     </w:p>
     <w:p>
@@ -9372,10 +9516,10 @@
         <w:t>Нападение на лагерь</w:t>
       </w:r>
       <w:r>
-        <w:t>: шанс = опасность места × множитель фазы (× 0,5 при Дозоре). Лучший г</w:t>
-      </w:r>
-      <w:r>
-        <w:t>ерой — проверка Силы 6; провал — один герой на грань, психика всем.</w:t>
+        <w:t>: шанс = опасно</w:t>
+      </w:r>
+      <w:r>
+        <w:t>сть места × множитель фазы (× 0,5 при Дозоре). Лучший герой — проверка Силы 6; провал — один герой на грань, психика всем.</w:t>
       </w:r>
     </w:p>
     <w:p>
@@ -9415,7 +9559,10 @@
         <w:t>Починка</w:t>
       </w:r>
       <w:r>
-        <w:t xml:space="preserve"> (если у лагеря служба repair).</w:t>
+        <w:t xml:space="preserve"> (если у </w:t>
+      </w:r>
+      <w:r>
+        <w:t>лагеря служба repair).</w:t>
       </w:r>
     </w:p>
     <w:p>
@@ -9495,10 +9642,10 @@
         <w:t>Недельная вода</w:t>
       </w:r>
       <w:r>
-        <w:t>: шторм — прилив; рассвет — отлив недельной воды и бол</w:t>
-      </w:r>
-      <w:r>
-        <w:t>ьшой отлив (новые места); накануне шторма — предупреждение.</w:t>
+        <w:t>: шторм — прилив; рас</w:t>
+      </w:r>
+      <w:r>
+        <w:t>свет — отлив недельной воды и большой отлив (новые места); накануне шторма — предупреждение.</w:t>
       </w:r>
     </w:p>
     <w:p>
@@ -9568,7 +9715,10 @@
         <w:t>Натиск</w:t>
       </w:r>
       <w:r>
-        <w:t xml:space="preserve"> раз в 3–5 дней.</w:t>
+        <w:t xml:space="preserve"> раз в 3–5 дне</w:t>
+      </w:r>
+      <w:r>
+        <w:t>й.</w:t>
       </w:r>
     </w:p>
     <w:p>
@@ -9588,10 +9738,7 @@
         <w:t>Планировщик</w:t>
       </w:r>
       <w:r>
-        <w:t>: утренняя проверка</w:t>
-      </w:r>
-      <w:r>
-        <w:t xml:space="preserve"> дел (§10).</w:t>
+        <w:t>: утренняя проверка дел (§10).</w:t>
       </w:r>
     </w:p>
     <w:p>
@@ -9599,7 +9746,7 @@
         <w:pStyle w:val="1"/>
         <w:pageBreakBefore/>
       </w:pPr>
-      <w:bookmarkStart w:id="14" w:name="_Toc241594976"/>
+      <w:bookmarkStart w:id="14" w:name="_Toc241613057"/>
       <w:r>
         <w:lastRenderedPageBreak/>
         <w:t>Часть III. Гарантии и проверка</w:t>
@@ -9610,7 +9757,7 @@
       <w:pPr>
         <w:pStyle w:val="2"/>
       </w:pPr>
-      <w:bookmarkStart w:id="15" w:name="_Toc241594977"/>
+      <w:bookmarkStart w:id="15" w:name="_Toc241613058"/>
       <w:r>
         <w:t>12. Инварианты — что обязано быть правдой всегда</w:t>
       </w:r>
@@ -10503,7 +10650,7 @@
                 <w:sz w:val="19"/>
                 <w:szCs w:val="19"/>
               </w:rPr>
-              <w:t>затопление 1 день; сюжетная вода продлевает, а не прибавляет</w:t>
+              <w:t>затопление 1 день; сюжетная вода, выпавшая за день до шторма или сразу после, приходит вместе со штормом</w:t>
             </w:r>
           </w:p>
         </w:tc>
@@ -10795,7 +10942,7 @@
       <w:pPr>
         <w:pStyle w:val="2"/>
       </w:pPr>
-      <w:bookmarkStart w:id="16" w:name="_Toc241594978"/>
+      <w:bookmarkStart w:id="16" w:name="_Toc241613059"/>
       <w:r>
         <w:t>13. Прогоны бота</w:t>
       </w:r>
@@ -11418,6 +11565,7 @@
                 <w:sz w:val="19"/>
                 <w:szCs w:val="19"/>
               </w:rPr>
+              <w:lastRenderedPageBreak/>
               <w:t>Всего тестов</w:t>
             </w:r>
           </w:p>
@@ -11492,7 +11640,6 @@
                 <w:bCs/>
                 <w:color w:val="8A6D38"/>
               </w:rPr>
-              <w:lastRenderedPageBreak/>
               <w:t>Что проверять глазами (бот этого не видит)</w:t>
             </w:r>
           </w:p>
@@ -11547,7 +11694,7 @@
         <w:pStyle w:val="1"/>
         <w:pageBreakBefore/>
       </w:pPr>
-      <w:bookmarkStart w:id="17" w:name="_Toc241594979"/>
+      <w:bookmarkStart w:id="17" w:name="_Toc241613060"/>
       <w:r>
         <w:lastRenderedPageBreak/>
         <w:t>Часть IV. Готовые решения и как они подстроены</w:t>
@@ -11566,7 +11713,7 @@
       <w:pPr>
         <w:pStyle w:val="2"/>
       </w:pPr>
-      <w:bookmarkStart w:id="18" w:name="_Toc241594980"/>
+      <w:bookmarkStart w:id="18" w:name="_Toc241613061"/>
       <w:r>
         <w:t>14. Рандомайзеры: проверка «игра проходима» (Archipelago)</w:t>
       </w:r>
@@ -11577,10 +11724,7 @@
         <w:spacing w:after="120" w:line="290" w:lineRule="auto"/>
       </w:pPr>
       <w:r>
-        <w:t>Рандомайзеры (Archipelago и др.) раскладываю</w:t>
-      </w:r>
-      <w:r>
-        <w:t xml:space="preserve">т предметы по игре так, чтобы её можно было пройти. Для этого у каждого места есть </w:t>
+        <w:t xml:space="preserve">Рандомайзеры (Archipelago и др.) раскладывают предметы по игре так, чтобы её можно было пройти. Для этого у каждого места есть </w:t>
       </w:r>
       <w:r>
         <w:rPr>
@@ -11600,10 +11744,10 @@
         <w:t>сферами</w:t>
       </w:r>
       <w:r>
-        <w:t>: сфера 0 — стартовое, сфера 1 — всё, что достижимо из стартового, сфера 2 — достижимое с тем, что открыла сфера 1, и т. д. Если цель</w:t>
-      </w:r>
-      <w:r>
-        <w:t xml:space="preserve"> не попала ни в одну сферу — генерация падает с ошибкой, а не выдаёт непроходимую игру.</w:t>
+        <w:t xml:space="preserve">: сфера 0 — стартовое, сфера 1 </w:t>
+      </w:r>
+      <w:r>
+        <w:t>— всё, что достижимо из стартового, сфера 2 — достижимое с тем, что открыла сфера 1, и т. д. Если цель не попала ни в одну сферу — генерация падает с ошибкой, а не выдаёт непроходимую игру.</w:t>
       </w:r>
     </w:p>
     <w:p>
@@ -11623,10 +11767,10 @@
         <w:t>Как подстроено:</w:t>
       </w:r>
       <w:r>
-        <w:t xml:space="preserve"> правило доступа места у нас — «сейчас на карте и не под водой», «сфера» — множество мест, достижимых из лагеря (обход в ширину). Проверка сухого хребта </w:t>
-      </w:r>
-      <w:r>
-        <w:t>— это сферы для худшего прилива: из любой высоты все высоты должны попасть в одну сферу.</w:t>
+        <w:t xml:space="preserve"> правило доступа места у нас — «сейчас на карте и н</w:t>
+      </w:r>
+      <w:r>
+        <w:t>е под водой», «сфера» — множество мест, достижимых из лагеря (обход в ширину). Проверка сухого хребта — это сферы для худшего прилива: из любой высоты все высоты должны попасть в одну сферу.</w:t>
       </w:r>
     </w:p>
     <w:p>
@@ -11646,7 +11790,10 @@
         <w:t>Аналог FillError</w:t>
       </w:r>
       <w:r>
-        <w:t xml:space="preserve"> — ошибка проверки данных: если раскладка карты создаёт тупик, игра не стартует.</w:t>
+        <w:t xml:space="preserve"> — ошибка проверки данных: если раскладка карты с</w:t>
+      </w:r>
+      <w:r>
+        <w:t>оздаёт тупик, игра не стартует.</w:t>
       </w:r>
     </w:p>
     <w:p>
@@ -11673,7 +11820,7 @@
       <w:pPr>
         <w:pStyle w:val="2"/>
       </w:pPr>
-      <w:bookmarkStart w:id="19" w:name="_Toc241594981"/>
+      <w:bookmarkStart w:id="19" w:name="_Toc241613062"/>
       <w:r>
         <w:t>15. FTL: карта сектора и погоня</w:t>
       </w:r>
@@ -11684,10 +11831,10 @@
         <w:spacing w:after="120" w:line="290" w:lineRule="auto"/>
       </w:pPr>
       <w:r>
-        <w:t>В FTL у каждого маяка сектора не меньше двух связей, и выход всегда виден — путь к цели есть всегда. Погоня флота видна заранее: красная зона и стрелки, где флот будет чер</w:t>
-      </w:r>
-      <w:r>
-        <w:t>ез один прыжок.</w:t>
+        <w:t>В FTL у каждого маяка сектора не меньше двух связей, и выход всегда виден — путь к цели есть всегда. Погоня флота видна заранее</w:t>
+      </w:r>
+      <w:r>
+        <w:t>: красная зона и стрелки, где флот будет через один прыжок.</w:t>
       </w:r>
     </w:p>
     <w:p>
@@ -11707,17 +11854,27 @@
         <w:t>Как подстроено:</w:t>
       </w:r>
       <w:r>
-        <w:t xml:space="preserve"> «выход всегда виден» → путь к каждой открытой миссии всегда открыт в тумане (G4). «Флот виден на ход вперёд» → вода объявляется заранее: кольца, «≈ ВОДА ЗАВТРА», строка с отсчётом. «≥ 2 связи» → предложение для будущих карт:</w:t>
-      </w:r>
-      <w:r>
-        <w:t xml:space="preserve"> у каждой высоты не меньше двух троп (правило проверки данных можно добавить одной строкой).</w:t>
+        <w:t xml:space="preserve"> «выход всегда виден» → путь к каждой открытой миссии всегда открыт в тумане (G4). «Флот виден на ход вперёд» → вода объявляется заранее: кольца, «≈ ВОДА ЗАВТРА», строка с отсчётом.</w:t>
+      </w:r>
+      <w:r>
+        <w:t xml:space="preserve"> «≥ 2 связи» → </w:t>
+      </w:r>
+      <w:r>
+        <w:rPr>
+          <w:b/>
+          <w:bCs/>
+        </w:rPr>
+        <w:t>внедрено</w:t>
+      </w:r>
+      <w:r>
+        <w:t>: проверка данных требует у каждой высоты не меньше двух троп (одна тропа — тупик, если её отрежет вода).</w:t>
       </w:r>
     </w:p>
     <w:p>
       <w:pPr>
         <w:pStyle w:val="2"/>
       </w:pPr>
-      <w:bookmarkStart w:id="20" w:name="_Toc241594982"/>
+      <w:bookmarkStart w:id="20" w:name="_Toc241613063"/>
       <w:r>
         <w:t>16. Slay the Spire: карта из путей</w:t>
       </w:r>
@@ -11728,10 +11885,10 @@
         <w:spacing w:after="120" w:line="290" w:lineRule="auto"/>
       </w:pPr>
       <w:r>
-        <w:t>Карта Slay the Spire строится из нескольких путей от старта к боссу: у каждого узла есть продолжение, пути не пересекаются, гене</w:t>
-      </w:r>
-      <w:r>
-        <w:t>рация проверяет результат (реализации: OrangeSensei06/SlayTheSpireMapGeneration, silverua/slay-the-spire-map-in-unity, точная копия алгоритма — sts_map_oracle).</w:t>
+        <w:t>Карта Slay the Spire строится из нескольких путей от старта к боссу: у каждого узла есть про</w:t>
+      </w:r>
+      <w:r>
+        <w:t>должение, пути не пересекаются, генерация проверяет результат (реализации: OrangeSensei06/SlayTheSpireMapGeneration, silverua/slay-the-spire-map-in-unity, точная копия алгоритма — sts_map_oracle).</w:t>
       </w:r>
     </w:p>
     <w:p>
@@ -11751,17 +11908,17 @@
         <w:t>Как подстроено:</w:t>
       </w:r>
       <w:r>
-        <w:t xml:space="preserve"> наша карта нарисована вручную, но проверка та же — у каждого места есть продолж</w:t>
-      </w:r>
-      <w:r>
-        <w:t>ение (G1). Для будущих глав с генерируемыми картами (Путь к Мрачному городу) пригодится сам алгоритм: несколько путей от лагеря к цели главы, из которых хотя бы один — по высотам.</w:t>
+        <w:t xml:space="preserve"> наша карта нарисована вручную, но проверка </w:t>
+      </w:r>
+      <w:r>
+        <w:t>та же — у каждого места есть продолжение (G1). Для будущих глав с генерируемыми картами (Путь к Мрачному городу) пригодится сам алгоритм: несколько путей от лагеря к цели главы, из которых хотя бы один — по высотам.</w:t>
       </w:r>
     </w:p>
     <w:p>
       <w:pPr>
         <w:pStyle w:val="2"/>
       </w:pPr>
-      <w:bookmarkStart w:id="21" w:name="_Toc241594983"/>
+      <w:bookmarkStart w:id="21" w:name="_Toc241613064"/>
       <w:r>
         <w:t>17. Unexplored: циклы вместо тупиков</w:t>
       </w:r>
@@ -11782,10 +11939,10 @@
         <w:t>циклов</w:t>
       </w:r>
       <w:r>
-        <w:t>: к цели всегда ведут два пути — короткий, но закрытый (замок, опасность), и длинный, но открытый. Тупики появляются там, где у места одна связь (реализации: bytewife/cyclic-dungeon-generator, patrykferenc/cyclic-dunge</w:t>
-      </w:r>
-      <w:r>
-        <w:t>on-generation-model).</w:t>
+        <w:t>: к цели всегда ведут два пути — короткий, но закрытый (замок, опасность), и длинный, но открытый. Тупики появляются там, где у места одна связь (реализации: bytewife/cyclic-dungeon</w:t>
+      </w:r>
+      <w:r>
+        <w:t>-generator, patrykferenc/cyclic-dungeon-generation-model).</w:t>
       </w:r>
     </w:p>
     <w:p>
@@ -11805,20 +11962,20 @@
         <w:t>Как подстроено:</w:t>
       </w:r>
       <w:r>
-        <w:t xml:space="preserve"> низины — «короткий путь с замком» (вода), хребет — «длинный открытый». Новая тропа Расщелина — Высота замкнула цикл вокруг Лабиринта и Коридоров: когда вода закрывает короткий путь, всегда есть длинный.</w:t>
+        <w:t xml:space="preserve"> низины — «короткий путь с замком» (вода), хребет — «длинный открытый». Новая тропа Расщелина — Высота замкнула цикл вокруг Лабиринта и Коридоров: когда вода закрывает короткий путь,</w:t>
+      </w:r>
+      <w:r>
+        <w:t xml:space="preserve"> всегда есть длинный.</w:t>
       </w:r>
     </w:p>
     <w:p>
       <w:pPr>
         <w:pStyle w:val="2"/>
       </w:pPr>
-      <w:bookmarkStart w:id="22" w:name="_Toc241594984"/>
+      <w:bookmarkStart w:id="22" w:name="_Toc241613065"/>
       <w:r>
         <w:lastRenderedPageBreak/>
-        <w:t xml:space="preserve">18. «Режиссёр» </w:t>
-      </w:r>
-      <w:r>
-        <w:t>(Left 4 Dead, рассказчик RimWorld)</w:t>
+        <w:t>18. «Режиссёр» (Left 4 Dead, рассказчик RimWorld)</w:t>
       </w:r>
       <w:bookmarkEnd w:id="22"/>
     </w:p>
@@ -11827,10 +11984,10 @@
         <w:spacing w:after="120" w:line="290" w:lineRule="auto"/>
       </w:pPr>
       <w:r>
-        <w:t>Режиссёр Left 4 Dead и рассказчики RimWorld следят за напряжением игрока и выбирают, когда дать передышку, а когда — угрозу. Открытая реализация по мотивам Left 4 Dead (charlie2099/Director-Ai-For-Survival-and-Shooter-Gam</w:t>
-      </w:r>
-      <w:r>
-        <w:t>es) разделяет два набора правил: как считать напряжение и что делать при каждом его уровне; пики сменяются затишьем.</w:t>
+        <w:t>Режиссёр Left 4 Dead и рассказчики RimWorld следят за напряжением игрока и выбирают, когда дать передышку, а когда — угрозу. Открытая реализация по мотивам Left 4 Dead (charlie2099/Dir</w:t>
+      </w:r>
+      <w:r>
+        <w:t>ector-Ai-For-Survival-and-Shooter-Games) разделяет два набора правил: как считать напряжение и что делать при каждом его уровне; пики сменяются затишьем.</w:t>
       </w:r>
     </w:p>
     <w:p>
@@ -11850,10 +12007,10 @@
         <w:t>Как подстроено сейчас:</w:t>
       </w:r>
       <w:r>
-        <w:t xml:space="preserve"> планировщик — «режиссёр по минимуму»: он не даёт напряжению упасть до нуля (всегда есть дело рядом), но не подбрасыв</w:t>
-      </w:r>
-      <w:r>
-        <w:t>ает угроз сам — угрозы идут по расписанию недели и Натиска.</w:t>
+        <w:t xml:space="preserve"> планировщик — «режиссёр по минимуму»: он не даёт напряжению упасть до нуля (все</w:t>
+      </w:r>
+      <w:r>
+        <w:t>гда есть дело рядом), но не подбрасывает угроз сам — угрозы идут по расписанию недели и Натиска.</w:t>
       </w:r>
     </w:p>
     <w:p>
@@ -11870,20 +12027,20 @@
           <w:b/>
           <w:bCs/>
         </w:rPr>
-        <w:t>Следующий шаг (предложение):</w:t>
-      </w:r>
-      <w:r>
-        <w:t xml:space="preserve"> мера напряжения по состоянию отряда — средняя психика, герои на грани, срок Натиска, вода. Высокое напряжение — местные встречи попроще (Сбор, Завал); низкое — с боем </w:t>
-      </w:r>
-      <w:r>
-        <w:t>(Засада, Падальщик у лагеря) или Натиск раньше. Это ровно схема «правила напряжения + правила поведения» из открытой реализации.</w:t>
+        <w:t>Внедрено (§10):</w:t>
+      </w:r>
+      <w:r>
+        <w:t xml:space="preserve"> мера напряжения по состоянию отряда — психика, грань, Натиск, вода, кровавая луна. Высокое — спокойные встречи (проверки), низкое — с боем, и Н</w:t>
+      </w:r>
+      <w:r>
+        <w:t>атиск на день раньше. Это схема «правила напряжения + правила поведения» из открытой реализации.</w:t>
       </w:r>
     </w:p>
     <w:p>
       <w:pPr>
         <w:pStyle w:val="2"/>
       </w:pPr>
-      <w:bookmarkStart w:id="23" w:name="_Toc241594985"/>
+      <w:bookmarkStart w:id="23" w:name="_Toc241613066"/>
       <w:r>
         <w:t>19. Генераторы roguelike-карт (Godot и др.)</w:t>
       </w:r>
@@ -11894,10 +12051,10 @@
         <w:spacing w:after="120" w:line="290" w:lineRule="auto"/>
       </w:pPr>
       <w:r>
-        <w:t>Готовые генераторы (stefanhacks/roguemapgen на Godot, RogueElements, vanreusVU/Proc</w:t>
-      </w:r>
-      <w:r>
-        <w:t>edural-Map-Generation) соединяют комнаты минимальным остовным деревом (чтобы всё было связано) и добавляют несколько лишних связей (чтобы были циклы), а путь ищут поиском в ширину или A*.</w:t>
+        <w:t>Готовые генераторы (stefanhacks/roguemapgen на Godot, RogueElements, vanreusVU/Procedural-Map-Generation) соединяют</w:t>
+      </w:r>
+      <w:r>
+        <w:t xml:space="preserve"> комнаты минимальным остовным деревом (чтобы всё было связано) и добавляют несколько лишних связей (чтобы были циклы), а путь ищут поиском в ширину или A*.</w:t>
       </w:r>
     </w:p>
     <w:p>
@@ -11917,10 +12074,10 @@
         <w:t>Как подстроено:</w:t>
       </w:r>
       <w:r>
-        <w:t xml:space="preserve"> поиск пути у нас — поиск в ширину (карта маленькая, </w:t>
-      </w:r>
-      <w:r>
-        <w:t>все переходы равны). Для будущих генерируемых карт — та же схема «остовное дерево + 20–30% лишних троп», и затем наши проверки G1–G2.</w:t>
+        <w:t xml:space="preserve"> поиск пути у нас — поиск в ширину (карта маленькая, все переходы равны). Для будущих</w:t>
+      </w:r>
+      <w:r>
+        <w:t xml:space="preserve"> генерируемых карт — та же схема «остовное дерево + 20–30% лишних троп», и затем наши проверки G1–G2.</w:t>
       </w:r>
     </w:p>
     <w:p>
@@ -11928,7 +12085,7 @@
         <w:pStyle w:val="1"/>
         <w:pageBreakBefore/>
       </w:pPr>
-      <w:bookmarkStart w:id="24" w:name="_Toc241594986"/>
+      <w:bookmarkStart w:id="24" w:name="_Toc241613067"/>
       <w:r>
         <w:lastRenderedPageBreak/>
         <w:t>Часть V. Настройки и вопросы</w:t>
@@ -11939,7 +12096,7 @@
       <w:pPr>
         <w:pStyle w:val="2"/>
       </w:pPr>
-      <w:bookmarkStart w:id="25" w:name="_Toc241594987"/>
+      <w:bookmarkStart w:id="25" w:name="_Toc241613068"/>
       <w:r>
         <w:t>20. Параметры (data/days.json и карта)</w:t>
       </w:r>
@@ -13149,127 +13306,450 @@
       <w:pPr>
         <w:pStyle w:val="2"/>
       </w:pPr>
-      <w:bookmarkStart w:id="26" w:name="_Toc241594988"/>
-      <w:r>
-        <w:t>21. Вопросы владельцу</w:t>
+      <w:bookmarkStart w:id="26" w:name="_Toc241613069"/>
+      <w:r>
+        <w:t>21. Решения владельца по вопросам (29.09.2026)</w:t>
       </w:r>
       <w:bookmarkEnd w:id="26"/>
     </w:p>
-    <w:p>
-      <w:pPr>
-        <w:pStyle w:val="a4"/>
-        <w:numPr>
-          <w:ilvl w:val="0"/>
-          <w:numId w:val="2"/>
-        </w:numPr>
-        <w:spacing w:after="70" w:line="280" w:lineRule="auto"/>
-      </w:pPr>
-      <w:r>
-        <w:rPr>
-          <w:b/>
-          <w:bCs/>
-        </w:rPr>
-        <w:t>Длина главы.</w:t>
-      </w:r>
-      <w:r>
-        <w:t xml:space="preserve"> Бот проходит Берег за 5 дней в среднем: с маршрутами он идёт к сюжету быстрее. Замедлить? Варианты: сюжетная миссия открывается только утром следующего дня; или сюжет требует 1–2 выполненных побочных/местных между главами истории.</w:t>
-      </w:r>
-    </w:p>
-    <w:p>
-      <w:pPr>
-        <w:pStyle w:val="a4"/>
-        <w:numPr>
-          <w:ilvl w:val="0"/>
-          <w:numId w:val="2"/>
-        </w:numPr>
-        <w:spacing w:after="70" w:line="280" w:lineRule="auto"/>
-      </w:pPr>
-      <w:r>
-        <w:rPr>
-          <w:b/>
-          <w:bCs/>
-        </w:rPr>
-        <w:t>Награды местных встреч</w:t>
-      </w:r>
-      <w:r>
-        <w:t xml:space="preserve"> —</w:t>
-      </w:r>
-      <w:r>
-        <w:t xml:space="preserve"> 2–4 осколка. Оставить скромными (это «дела рядом») или давать ещё опыт тегов и доверие?</w:t>
-      </w:r>
-    </w:p>
-    <w:p>
-      <w:pPr>
-        <w:pStyle w:val="a4"/>
-        <w:numPr>
-          <w:ilvl w:val="0"/>
-          <w:numId w:val="2"/>
-        </w:numPr>
-        <w:spacing w:after="70" w:line="280" w:lineRule="auto"/>
-      </w:pPr>
-      <w:r>
-        <w:rPr>
-          <w:b/>
-          <w:bCs/>
-        </w:rPr>
-        <w:t>min_options = 2</w:t>
-      </w:r>
-      <w:r>
-        <w:t xml:space="preserve"> — достаточно? При 3 карта будет плотнее, но встречи начнут вытеснять колоду событий.</w:t>
-      </w:r>
-    </w:p>
-    <w:p>
-      <w:pPr>
-        <w:pStyle w:val="a4"/>
-        <w:numPr>
-          <w:ilvl w:val="0"/>
-          <w:numId w:val="2"/>
-        </w:numPr>
-        <w:spacing w:after="70" w:line="280" w:lineRule="auto"/>
-      </w:pPr>
-      <w:r>
-        <w:rPr>
-          <w:b/>
-          <w:bCs/>
-        </w:rPr>
-        <w:t>Режиссёр напряжения</w:t>
-      </w:r>
-      <w:r>
-        <w:t xml:space="preserve"> (§18, следующий шаг) — вводить?</w:t>
-      </w:r>
-    </w:p>
-    <w:p>
-      <w:pPr>
-        <w:pStyle w:val="a4"/>
-        <w:numPr>
-          <w:ilvl w:val="0"/>
-          <w:numId w:val="2"/>
-        </w:numPr>
-        <w:spacing w:after="70" w:line="280" w:lineRule="auto"/>
-      </w:pPr>
-      <w:r>
-        <w:rPr>
-          <w:b/>
-          <w:bCs/>
-        </w:rPr>
-        <w:t>Правило «у каж</w:t>
-      </w:r>
-      <w:r>
-        <w:rPr>
-          <w:b/>
-          <w:bCs/>
-        </w:rPr>
-        <w:t>дой высоты ≥ 2 тропы»</w:t>
-      </w:r>
-      <w:r>
-        <w:t xml:space="preserve"> (§15) — добавить в проверку данных для будущих карт?</w:t>
-      </w:r>
-    </w:p>
+    <w:tbl>
+      <w:tblPr>
+        <w:tblW w:w="9638" w:type="dxa"/>
+        <w:tblBorders>
+          <w:top w:val="single" w:sz="4" w:space="0" w:color="auto"/>
+          <w:left w:val="single" w:sz="4" w:space="0" w:color="auto"/>
+          <w:bottom w:val="single" w:sz="4" w:space="0" w:color="auto"/>
+          <w:right w:val="single" w:sz="4" w:space="0" w:color="auto"/>
+          <w:insideH w:val="single" w:sz="4" w:space="0" w:color="auto"/>
+          <w:insideV w:val="single" w:sz="4" w:space="0" w:color="auto"/>
+        </w:tblBorders>
+        <w:tblCellMar>
+          <w:left w:w="10" w:type="dxa"/>
+          <w:right w:w="10" w:type="dxa"/>
+        </w:tblCellMar>
+        <w:tblLook w:val="04A0" w:firstRow="1" w:lastRow="0" w:firstColumn="1" w:lastColumn="0" w:noHBand="0" w:noVBand="1"/>
+      </w:tblPr>
+      <w:tblGrid>
+        <w:gridCol w:w="4500"/>
+        <w:gridCol w:w="5138"/>
+      </w:tblGrid>
+      <w:tr>
+        <w:tblPrEx>
+          <w:tblCellMar>
+            <w:top w:w="0" w:type="dxa"/>
+            <w:bottom w:w="0" w:type="dxa"/>
+          </w:tblCellMar>
+        </w:tblPrEx>
+        <w:trPr>
+          <w:tblHeader/>
+        </w:trPr>
+        <w:tc>
+          <w:tcPr>
+            <w:tcW w:w="4500" w:type="dxa"/>
+            <w:tcBorders>
+              <w:top w:val="single" w:sz="4" w:space="0" w:color="C9C3B6"/>
+              <w:left w:val="single" w:sz="4" w:space="0" w:color="C9C3B6"/>
+              <w:bottom w:val="single" w:sz="4" w:space="0" w:color="C9C3B6"/>
+              <w:right w:val="single" w:sz="4" w:space="0" w:color="C9C3B6"/>
+            </w:tcBorders>
+            <w:shd w:val="clear" w:color="auto" w:fill="2E2C33"/>
+            <w:tcMar>
+              <w:top w:w="70" w:type="dxa"/>
+              <w:left w:w="110" w:type="dxa"/>
+              <w:bottom w:w="70" w:type="dxa"/>
+              <w:right w:w="110" w:type="dxa"/>
+            </w:tcMar>
+          </w:tcPr>
+          <w:p>
+            <w:pPr>
+              <w:spacing w:after="30" w:line="260" w:lineRule="auto"/>
+            </w:pPr>
+            <w:r>
+              <w:rPr>
+                <w:b/>
+                <w:bCs/>
+                <w:color w:val="F2EEE6"/>
+                <w:sz w:val="19"/>
+                <w:szCs w:val="19"/>
+              </w:rPr>
+              <w:t>Вопрос</w:t>
+            </w:r>
+          </w:p>
+        </w:tc>
+        <w:tc>
+          <w:tcPr>
+            <w:tcW w:w="5138" w:type="dxa"/>
+            <w:tcBorders>
+              <w:top w:val="single" w:sz="4" w:space="0" w:color="C9C3B6"/>
+              <w:left w:val="single" w:sz="4" w:space="0" w:color="C9C3B6"/>
+              <w:bottom w:val="single" w:sz="4" w:space="0" w:color="C9C3B6"/>
+              <w:right w:val="single" w:sz="4" w:space="0" w:color="C9C3B6"/>
+            </w:tcBorders>
+            <w:shd w:val="clear" w:color="auto" w:fill="2E2C33"/>
+            <w:tcMar>
+              <w:top w:w="70" w:type="dxa"/>
+              <w:left w:w="110" w:type="dxa"/>
+              <w:bottom w:w="70" w:type="dxa"/>
+              <w:right w:w="110" w:type="dxa"/>
+            </w:tcMar>
+          </w:tcPr>
+          <w:p>
+            <w:pPr>
+              <w:spacing w:after="30" w:line="260" w:lineRule="auto"/>
+            </w:pPr>
+            <w:r>
+              <w:rPr>
+                <w:b/>
+                <w:bCs/>
+                <w:color w:val="F2EEE6"/>
+                <w:sz w:val="19"/>
+                <w:szCs w:val="19"/>
+              </w:rPr>
+              <w:t>Решение</w:t>
+            </w:r>
+          </w:p>
+        </w:tc>
+      </w:tr>
+      <w:tr>
+        <w:tblPrEx>
+          <w:tblCellMar>
+            <w:top w:w="0" w:type="dxa"/>
+            <w:bottom w:w="0" w:type="dxa"/>
+          </w:tblCellMar>
+        </w:tblPrEx>
+        <w:tc>
+          <w:tcPr>
+            <w:tcW w:w="4500" w:type="dxa"/>
+            <w:tcBorders>
+              <w:top w:val="single" w:sz="4" w:space="0" w:color="C9C3B6"/>
+              <w:left w:val="single" w:sz="4" w:space="0" w:color="C9C3B6"/>
+              <w:bottom w:val="single" w:sz="4" w:space="0" w:color="C9C3B6"/>
+              <w:right w:val="single" w:sz="4" w:space="0" w:color="C9C3B6"/>
+            </w:tcBorders>
+            <w:tcMar>
+              <w:top w:w="70" w:type="dxa"/>
+              <w:left w:w="110" w:type="dxa"/>
+              <w:bottom w:w="70" w:type="dxa"/>
+              <w:right w:w="110" w:type="dxa"/>
+            </w:tcMar>
+          </w:tcPr>
+          <w:p>
+            <w:pPr>
+              <w:spacing w:after="30" w:line="260" w:lineRule="auto"/>
+            </w:pPr>
+            <w:r>
+              <w:rPr>
+                <w:sz w:val="19"/>
+                <w:szCs w:val="19"/>
+              </w:rPr>
+              <w:t>Длина главы (бот проходит Берег за 5–7 дней)</w:t>
+            </w:r>
+          </w:p>
+        </w:tc>
+        <w:tc>
+          <w:tcPr>
+            <w:tcW w:w="5138" w:type="dxa"/>
+            <w:tcBorders>
+              <w:top w:val="single" w:sz="4" w:space="0" w:color="C9C3B6"/>
+              <w:left w:val="single" w:sz="4" w:space="0" w:color="C9C3B6"/>
+              <w:bottom w:val="single" w:sz="4" w:space="0" w:color="C9C3B6"/>
+              <w:right w:val="single" w:sz="4" w:space="0" w:color="C9C3B6"/>
+            </w:tcBorders>
+            <w:tcMar>
+              <w:top w:w="70" w:type="dxa"/>
+              <w:left w:w="110" w:type="dxa"/>
+              <w:bottom w:w="70" w:type="dxa"/>
+              <w:right w:w="110" w:type="dxa"/>
+            </w:tcMar>
+          </w:tcPr>
+          <w:p>
+            <w:pPr>
+              <w:spacing w:after="30" w:line="260" w:lineRule="auto"/>
+            </w:pPr>
+            <w:r>
+              <w:rPr>
+                <w:sz w:val="19"/>
+                <w:szCs w:val="19"/>
+              </w:rPr>
+              <w:t>оставить как есть; длину добавят новые события из «144 случайных событий»</w:t>
+            </w:r>
+          </w:p>
+        </w:tc>
+      </w:tr>
+      <w:tr>
+        <w:tblPrEx>
+          <w:tblCellMar>
+            <w:top w:w="0" w:type="dxa"/>
+            <w:bottom w:w="0" w:type="dxa"/>
+          </w:tblCellMar>
+        </w:tblPrEx>
+        <w:tc>
+          <w:tcPr>
+            <w:tcW w:w="4500" w:type="dxa"/>
+            <w:tcBorders>
+              <w:top w:val="single" w:sz="4" w:space="0" w:color="C9C3B6"/>
+              <w:left w:val="single" w:sz="4" w:space="0" w:color="C9C3B6"/>
+              <w:bottom w:val="single" w:sz="4" w:space="0" w:color="C9C3B6"/>
+              <w:right w:val="single" w:sz="4" w:space="0" w:color="C9C3B6"/>
+            </w:tcBorders>
+            <w:shd w:val="clear" w:color="auto" w:fill="FAF8F3"/>
+            <w:tcMar>
+              <w:top w:w="70" w:type="dxa"/>
+              <w:left w:w="110" w:type="dxa"/>
+              <w:bottom w:w="70" w:type="dxa"/>
+              <w:right w:w="110" w:type="dxa"/>
+            </w:tcMar>
+          </w:tcPr>
+          <w:p>
+            <w:pPr>
+              <w:spacing w:after="30" w:line="260" w:lineRule="auto"/>
+            </w:pPr>
+            <w:r>
+              <w:rPr>
+                <w:sz w:val="19"/>
+                <w:szCs w:val="19"/>
+              </w:rPr>
+              <w:t>Награды местных встреч</w:t>
+            </w:r>
+          </w:p>
+        </w:tc>
+        <w:tc>
+          <w:tcPr>
+            <w:tcW w:w="5138" w:type="dxa"/>
+            <w:tcBorders>
+              <w:top w:val="single" w:sz="4" w:space="0" w:color="C9C3B6"/>
+              <w:left w:val="single" w:sz="4" w:space="0" w:color="C9C3B6"/>
+              <w:bottom w:val="single" w:sz="4" w:space="0" w:color="C9C3B6"/>
+              <w:right w:val="single" w:sz="4" w:space="0" w:color="C9C3B6"/>
+            </w:tcBorders>
+            <w:shd w:val="clear" w:color="auto" w:fill="FAF8F3"/>
+            <w:tcMar>
+              <w:top w:w="70" w:type="dxa"/>
+              <w:left w:w="110" w:type="dxa"/>
+              <w:bottom w:w="70" w:type="dxa"/>
+              <w:right w:w="110" w:type="dxa"/>
+            </w:tcMar>
+          </w:tcPr>
+          <w:p>
+            <w:pPr>
+              <w:spacing w:after="30" w:line="260" w:lineRule="auto"/>
+            </w:pPr>
+            <w:r>
+              <w:rPr>
+                <w:sz w:val="19"/>
+                <w:szCs w:val="19"/>
+              </w:rPr>
+              <w:t>осколки + опыт тегов (×1,5)</w:t>
+            </w:r>
+          </w:p>
+        </w:tc>
+      </w:tr>
+      <w:tr>
+        <w:tblPrEx>
+          <w:tblCellMar>
+            <w:top w:w="0" w:type="dxa"/>
+            <w:bottom w:w="0" w:type="dxa"/>
+          </w:tblCellMar>
+        </w:tblPrEx>
+        <w:tc>
+          <w:tcPr>
+            <w:tcW w:w="4500" w:type="dxa"/>
+            <w:tcBorders>
+              <w:top w:val="single" w:sz="4" w:space="0" w:color="C9C3B6"/>
+              <w:left w:val="single" w:sz="4" w:space="0" w:color="C9C3B6"/>
+              <w:bottom w:val="single" w:sz="4" w:space="0" w:color="C9C3B6"/>
+              <w:right w:val="single" w:sz="4" w:space="0" w:color="C9C3B6"/>
+            </w:tcBorders>
+            <w:tcMar>
+              <w:top w:w="70" w:type="dxa"/>
+              <w:left w:w="110" w:type="dxa"/>
+              <w:bottom w:w="70" w:type="dxa"/>
+              <w:right w:w="110" w:type="dxa"/>
+            </w:tcMar>
+          </w:tcPr>
+          <w:p>
+            <w:pPr>
+              <w:spacing w:after="30" w:line="260" w:lineRule="auto"/>
+            </w:pPr>
+            <w:r>
+              <w:rPr>
+                <w:sz w:val="19"/>
+                <w:szCs w:val="19"/>
+              </w:rPr>
+              <w:t>min_options</w:t>
+            </w:r>
+          </w:p>
+        </w:tc>
+        <w:tc>
+          <w:tcPr>
+            <w:tcW w:w="5138" w:type="dxa"/>
+            <w:tcBorders>
+              <w:top w:val="single" w:sz="4" w:space="0" w:color="C9C3B6"/>
+              <w:left w:val="single" w:sz="4" w:space="0" w:color="C9C3B6"/>
+              <w:bottom w:val="single" w:sz="4" w:space="0" w:color="C9C3B6"/>
+              <w:right w:val="single" w:sz="4" w:space="0" w:color="C9C3B6"/>
+            </w:tcBorders>
+            <w:tcMar>
+              <w:top w:w="70" w:type="dxa"/>
+              <w:left w:w="110" w:type="dxa"/>
+              <w:bottom w:w="70" w:type="dxa"/>
+              <w:right w:w="110" w:type="dxa"/>
+            </w:tcMar>
+          </w:tcPr>
+          <w:p>
+            <w:pPr>
+              <w:spacing w:after="30" w:line="260" w:lineRule="auto"/>
+            </w:pPr>
+            <w:r>
+              <w:rPr>
+                <w:sz w:val="19"/>
+                <w:szCs w:val="19"/>
+              </w:rPr>
+              <w:t>2</w:t>
+            </w:r>
+          </w:p>
+        </w:tc>
+      </w:tr>
+      <w:tr>
+        <w:tblPrEx>
+          <w:tblCellMar>
+            <w:top w:w="0" w:type="dxa"/>
+            <w:bottom w:w="0" w:type="dxa"/>
+          </w:tblCellMar>
+        </w:tblPrEx>
+        <w:tc>
+          <w:tcPr>
+            <w:tcW w:w="4500" w:type="dxa"/>
+            <w:tcBorders>
+              <w:top w:val="single" w:sz="4" w:space="0" w:color="C9C3B6"/>
+              <w:left w:val="single" w:sz="4" w:space="0" w:color="C9C3B6"/>
+              <w:bottom w:val="single" w:sz="4" w:space="0" w:color="C9C3B6"/>
+              <w:right w:val="single" w:sz="4" w:space="0" w:color="C9C3B6"/>
+            </w:tcBorders>
+            <w:shd w:val="clear" w:color="auto" w:fill="FAF8F3"/>
+            <w:tcMar>
+              <w:top w:w="70" w:type="dxa"/>
+              <w:left w:w="110" w:type="dxa"/>
+              <w:bottom w:w="70" w:type="dxa"/>
+              <w:right w:w="110" w:type="dxa"/>
+            </w:tcMar>
+          </w:tcPr>
+          <w:p>
+            <w:pPr>
+              <w:spacing w:after="30" w:line="260" w:lineRule="auto"/>
+            </w:pPr>
+            <w:r>
+              <w:rPr>
+                <w:sz w:val="19"/>
+                <w:szCs w:val="19"/>
+              </w:rPr>
+              <w:t>Режиссёр напряжения</w:t>
+            </w:r>
+          </w:p>
+        </w:tc>
+        <w:tc>
+          <w:tcPr>
+            <w:tcW w:w="5138" w:type="dxa"/>
+            <w:tcBorders>
+              <w:top w:val="single" w:sz="4" w:space="0" w:color="C9C3B6"/>
+              <w:left w:val="single" w:sz="4" w:space="0" w:color="C9C3B6"/>
+              <w:bottom w:val="single" w:sz="4" w:space="0" w:color="C9C3B6"/>
+              <w:right w:val="single" w:sz="4" w:space="0" w:color="C9C3B6"/>
+            </w:tcBorders>
+            <w:shd w:val="clear" w:color="auto" w:fill="FAF8F3"/>
+            <w:tcMar>
+              <w:top w:w="70" w:type="dxa"/>
+              <w:left w:w="110" w:type="dxa"/>
+              <w:bottom w:w="70" w:type="dxa"/>
+              <w:right w:w="110" w:type="dxa"/>
+            </w:tcMar>
+          </w:tcPr>
+          <w:p>
+            <w:pPr>
+              <w:spacing w:after="30" w:line="260" w:lineRule="auto"/>
+            </w:pPr>
+            <w:r>
+              <w:rPr>
+                <w:sz w:val="19"/>
+                <w:szCs w:val="19"/>
+              </w:rPr>
+              <w:t>внедрён (§10)</w:t>
+            </w:r>
+          </w:p>
+        </w:tc>
+      </w:tr>
+      <w:tr>
+        <w:tblPrEx>
+          <w:tblCellMar>
+            <w:top w:w="0" w:type="dxa"/>
+            <w:bottom w:w="0" w:type="dxa"/>
+          </w:tblCellMar>
+        </w:tblPrEx>
+        <w:tc>
+          <w:tcPr>
+            <w:tcW w:w="4500" w:type="dxa"/>
+            <w:tcBorders>
+              <w:top w:val="single" w:sz="4" w:space="0" w:color="C9C3B6"/>
+              <w:left w:val="single" w:sz="4" w:space="0" w:color="C9C3B6"/>
+              <w:bottom w:val="single" w:sz="4" w:space="0" w:color="C9C3B6"/>
+              <w:right w:val="single" w:sz="4" w:space="0" w:color="C9C3B6"/>
+            </w:tcBorders>
+            <w:tcMar>
+              <w:top w:w="70" w:type="dxa"/>
+              <w:left w:w="110" w:type="dxa"/>
+              <w:bottom w:w="70" w:type="dxa"/>
+              <w:right w:w="110" w:type="dxa"/>
+            </w:tcMar>
+          </w:tcPr>
+          <w:p>
+            <w:pPr>
+              <w:spacing w:after="30" w:line="260" w:lineRule="auto"/>
+            </w:pPr>
+            <w:r>
+              <w:rPr>
+                <w:sz w:val="19"/>
+                <w:szCs w:val="19"/>
+              </w:rPr>
+              <w:t>У каждой высоты ≥ 2 тропы</w:t>
+            </w:r>
+          </w:p>
+        </w:tc>
+        <w:tc>
+          <w:tcPr>
+            <w:tcW w:w="5138" w:type="dxa"/>
+            <w:tcBorders>
+              <w:top w:val="single" w:sz="4" w:space="0" w:color="C9C3B6"/>
+              <w:left w:val="single" w:sz="4" w:space="0" w:color="C9C3B6"/>
+              <w:bottom w:val="single" w:sz="4" w:space="0" w:color="C9C3B6"/>
+              <w:right w:val="single" w:sz="4" w:space="0" w:color="C9C3B6"/>
+            </w:tcBorders>
+            <w:tcMar>
+              <w:top w:w="70" w:type="dxa"/>
+              <w:left w:w="110" w:type="dxa"/>
+              <w:bottom w:w="70" w:type="dxa"/>
+              <w:right w:w="110" w:type="dxa"/>
+            </w:tcMar>
+          </w:tcPr>
+          <w:p>
+            <w:pPr>
+              <w:spacing w:after="30" w:line="260" w:lineRule="auto"/>
+            </w:pPr>
+            <w:r>
+              <w:rPr>
+                <w:sz w:val="19"/>
+                <w:szCs w:val="19"/>
+              </w:rPr>
+              <w:t>внедрено в проверку данных</w:t>
+            </w:r>
+          </w:p>
+        </w:tc>
+      </w:tr>
+    </w:tbl>
     <w:p>
       <w:pPr>
         <w:pStyle w:val="2"/>
       </w:pPr>
-      <w:bookmarkStart w:id="27" w:name="_Toc241594989"/>
+      <w:bookmarkStart w:id="27" w:name="_Toc241613070"/>
       <w:r>
         <w:t>Источники</w:t>
       </w:r>
@@ -13298,10 +13778,7 @@
         <w:spacing w:after="70" w:line="280" w:lineRule="auto"/>
       </w:pPr>
       <w:r>
-        <w:t>FTL — секторы и маяки</w:t>
-      </w:r>
-      <w:r>
-        <w:t>: ftl.fandom.com/wiki/Sectors; погоня флота: ftl.fandom.com/wiki/Rebel_Fleet</w:t>
+        <w:t>FTL — секторы и маяки: ftl.fandom.com/wiki/Sectors; погоня флота: ftl.fandom.com/wiki/Rebel_Fleet</w:t>
       </w:r>
     </w:p>
     <w:p>
@@ -13314,10 +13791,10 @@
         <w:spacing w:after="70" w:line="280" w:lineRule="auto"/>
       </w:pPr>
       <w:r>
-        <w:t>Slay the Spire — карта: slaythespire.wiki.gg/wiki/Map_Generation; github.com/OrangeSensei06/SlayTheSpireMapGeneration; github.com/silverua/slay-the-spire-map-in-unity; github.com/</w:t>
-      </w:r>
-      <w:r>
-        <w:t>Ru5ty0ne/sts_map_oracle</w:t>
+        <w:t>Slay the</w:t>
+      </w:r>
+      <w:r>
+        <w:t xml:space="preserve"> Spire — карта: slaythespire.wiki.gg/wiki/Map_Generation; github.com/OrangeSensei06/SlayTheSpireMapGeneration; github.com/silverua/slay-the-spire-map-in-unity; github.com/Ru5ty0ne/sts_map_oracle</w:t>
       </w:r>
     </w:p>
     <w:p>
@@ -13331,7 +13808,10 @@
       </w:pPr>
       <w:r>
         <w:lastRenderedPageBreak/>
-        <w:t>Unexplored — циклическая генерация: boristhebrave.com/2021/04/10/dungeon-generation-in-unexplored; github.com/bytewife/cyclic-dungeon-generator; github.com/patrykferenc/cyclic-dungeon-generation-model</w:t>
+        <w:t>Unexplored — циклическая генерация: boristhebrave.com/2021/04</w:t>
+      </w:r>
+      <w:r>
+        <w:t>/10/dungeon-generation-in-unexplored; github.com/bytewife/cyclic-dungeon-generator; github.com/patrykferenc/cyclic-dungeon-generation-model</w:t>
       </w:r>
     </w:p>
     <w:p>
@@ -13344,10 +13824,7 @@
         <w:spacing w:after="70" w:line="280" w:lineRule="auto"/>
       </w:pPr>
       <w:r>
-        <w:t>Режиссёр: github.com/charlie209</w:t>
-      </w:r>
-      <w:r>
-        <w:t>9/Director-Ai-For-Survival-and-Shooter-Games; en.wikipedia.org/wiki/Left_4_Dead</w:t>
+        <w:t>Режиссёр: github.com/charlie2099/Director-Ai-For-Survival-and-Shooter-Games; en.wikipedia.org/wiki/Left_4_Dead</w:t>
       </w:r>
     </w:p>
     <w:p>
@@ -13360,7 +13837,10 @@
         <w:spacing w:after="70" w:line="280" w:lineRule="auto"/>
       </w:pPr>
       <w:r>
-        <w:t>Генераторы карт: github.com/stefanhacks/roguemapgen (Godot); github.com/audinowho/RogueElements; github.com/vanreusVU/Procedural-Map-Generation</w:t>
+        <w:t>Генер</w:t>
+      </w:r>
+      <w:r>
+        <w:t>аторы карт: github.com/stefanhacks/roguemapgen (Godot); github.com/audinowho/RogueElements; github.com/vanreusVU/Procedural-Map-Generation</w:t>
       </w:r>
     </w:p>
     <w:sectPr>
@@ -13485,122 +13965,10 @@
 <file path=word/numbering.xml><?xml version="1.0" encoding="utf-8"?>
 <w:numbering xmlns:wpc="http://schemas.microsoft.com/office/word/2010/wordprocessingCanvas" xmlns:cx="http://schemas.microsoft.com/office/drawing/2014/chartex" xmlns:cx1="http://schemas.microsoft.com/office/drawing/2015/9/8/chartex" xmlns:cx2="http://schemas.microsoft.com/office/drawing/2015/10/21/chartex" xmlns:cx3="http://schemas.microsoft.com/office/drawing/2016/5/9/chartex" xmlns:cx4="http://schemas.microsoft.com/office/drawing/2016/5/10/chartex" xmlns:cx5="http://schemas.microsoft.com/office/drawing/2016/5/11/chartex" xmlns:cx6="http://schemas.microsoft.com/office/drawing/2016/5/12/chartex" xmlns:cx7="http://schemas.microsoft.com/office/drawing/2016/5/13/chartex" xmlns:cx8="http://schemas.microsoft.com/office/drawing/2016/5/14/chartex" xmlns:mc="http://schemas.openxmlformats.org/markup-compatibility/2006" xmlns:aink="http://schemas.microsoft.com/office/drawing/2016/ink" xmlns:am3d="http://schemas.microsoft.com/office/drawing/2017/model3d" xmlns:o="urn:schemas-microsoft-com:office:office" xmlns:r="http://schemas.openxmlformats.org/officeDocument/2006/relationships" xmlns:m="http://schemas.openxmlformats.org/officeDocument/2006/math" xmlns:v="urn:schemas-microsoft-com:vml" xmlns:wp14="http://schemas.microsoft.com/office/word/2010/wordprocessingDrawing" xmlns:wp="http://schemas.openxmlformats.org/drawingml/2006/wordprocessingDrawing" xmlns:w10="urn:schemas-microsoft-com:office:word" xmlns:w="http://schemas.openxmlformats.org/wordprocessingml/2006/main" xmlns:w14="http://schemas.microsoft.com/office/word/2010/wordml" xmlns:w15="http://schemas.microsoft.com/office/word/2012/wordml" xmlns:w16cex="http://schemas.microsoft.com/office/word/2018/wordml/cex" xmlns:w16cid="http://schemas.microsoft.com/office/word/2016/wordml/cid" xmlns:w16="http://schemas.microsoft.com/office/word/2018/wordml" xmlns:w16se="http://schemas.microsoft.com/office/word/2015/wordml/symex" xmlns:wpg="http://schemas.microsoft.com/office/word/2010/wordprocessingGroup" xmlns:wpi="http://schemas.microsoft.com/office/word/2010/wordprocessingInk" xmlns:wne="http://schemas.microsoft.com/office/word/2006/wordml" xmlns:wps="http://schemas.microsoft.com/office/word/2010/wordprocessingShape" mc:Ignorable="w14 w15 w16se w16cid w16 w16cex wp14">
   <w:abstractNum w:abstractNumId="0" w15:restartNumberingAfterBreak="0">
-    <w:nsid w:val="224D1EA6"/>
+    <w:nsid w:val="03CC4627"/>
     <w:multiLevelType w:val="hybridMultilevel"/>
-    <w:tmpl w:val="DBA85372"/>
-    <w:lvl w:ilvl="0" w:tplc="D7D45FE4">
-      <w:start w:val="1"/>
-      <w:numFmt w:val="decimal"/>
-      <w:lvlText w:val="%1."/>
-      <w:lvlJc w:val="left"/>
-      <w:pPr>
-        <w:ind w:left="540" w:hanging="320"/>
-      </w:pPr>
-    </w:lvl>
-    <w:lvl w:ilvl="1" w:tplc="1D2800F0">
-      <w:numFmt w:val="decimal"/>
-      <w:lvlText w:val=""/>
-      <w:lvlJc w:val="left"/>
-    </w:lvl>
-    <w:lvl w:ilvl="2" w:tplc="3B56AC90">
-      <w:numFmt w:val="decimal"/>
-      <w:lvlText w:val=""/>
-      <w:lvlJc w:val="left"/>
-    </w:lvl>
-    <w:lvl w:ilvl="3" w:tplc="A31E4A98">
-      <w:numFmt w:val="decimal"/>
-      <w:lvlText w:val=""/>
-      <w:lvlJc w:val="left"/>
-    </w:lvl>
-    <w:lvl w:ilvl="4" w:tplc="1032C0A4">
-      <w:numFmt w:val="decimal"/>
-      <w:lvlText w:val=""/>
-      <w:lvlJc w:val="left"/>
-    </w:lvl>
-    <w:lvl w:ilvl="5" w:tplc="E40AF9FC">
-      <w:numFmt w:val="decimal"/>
-      <w:lvlText w:val=""/>
-      <w:lvlJc w:val="left"/>
-    </w:lvl>
-    <w:lvl w:ilvl="6" w:tplc="F30A7C0A">
-      <w:numFmt w:val="decimal"/>
-      <w:lvlText w:val=""/>
-      <w:lvlJc w:val="left"/>
-    </w:lvl>
-    <w:lvl w:ilvl="7" w:tplc="10F6F5A8">
-      <w:numFmt w:val="decimal"/>
-      <w:lvlText w:val=""/>
-      <w:lvlJc w:val="left"/>
-    </w:lvl>
-    <w:lvl w:ilvl="8" w:tplc="F4BEE266">
-      <w:numFmt w:val="decimal"/>
-      <w:lvlText w:val=""/>
-      <w:lvlJc w:val="left"/>
-    </w:lvl>
-  </w:abstractNum>
-  <w:abstractNum w:abstractNumId="1" w15:restartNumberingAfterBreak="0">
-    <w:nsid w:val="4F7879D1"/>
-    <w:multiLevelType w:val="hybridMultilevel"/>
-    <w:tmpl w:val="10E459CE"/>
-    <w:lvl w:ilvl="0" w:tplc="AA82C040">
-      <w:start w:val="1"/>
-      <w:numFmt w:val="bullet"/>
-      <w:lvlText w:val="•"/>
-      <w:lvlJc w:val="left"/>
-      <w:pPr>
-        <w:ind w:left="540" w:hanging="280"/>
-      </w:pPr>
-    </w:lvl>
-    <w:lvl w:ilvl="1" w:tplc="F9385EF4" w:tentative="1">
-      <w:start w:val="1"/>
-      <w:numFmt w:val="bullet"/>
-      <w:lvlText w:val="–"/>
-      <w:lvlJc w:val="left"/>
-      <w:pPr>
-        <w:ind w:left="1000" w:hanging="280"/>
-      </w:pPr>
-    </w:lvl>
-    <w:lvl w:ilvl="2" w:tplc="1D386238">
-      <w:numFmt w:val="decimal"/>
-      <w:lvlText w:val=""/>
-      <w:lvlJc w:val="left"/>
-    </w:lvl>
-    <w:lvl w:ilvl="3" w:tplc="664AA740">
-      <w:numFmt w:val="decimal"/>
-      <w:lvlText w:val=""/>
-      <w:lvlJc w:val="left"/>
-    </w:lvl>
-    <w:lvl w:ilvl="4" w:tplc="C8AC059C">
-      <w:numFmt w:val="decimal"/>
-      <w:lvlText w:val=""/>
-      <w:lvlJc w:val="left"/>
-    </w:lvl>
-    <w:lvl w:ilvl="5" w:tplc="78D403C2">
-      <w:numFmt w:val="decimal"/>
-      <w:lvlText w:val=""/>
-      <w:lvlJc w:val="left"/>
-    </w:lvl>
-    <w:lvl w:ilvl="6" w:tplc="97AAE444">
-      <w:numFmt w:val="decimal"/>
-      <w:lvlText w:val=""/>
-      <w:lvlJc w:val="left"/>
-    </w:lvl>
-    <w:lvl w:ilvl="7" w:tplc="B230494A">
-      <w:numFmt w:val="decimal"/>
-      <w:lvlText w:val=""/>
-      <w:lvlJc w:val="left"/>
-    </w:lvl>
-    <w:lvl w:ilvl="8" w:tplc="05BC5974">
-      <w:numFmt w:val="decimal"/>
-      <w:lvlText w:val=""/>
-      <w:lvlJc w:val="left"/>
-    </w:lvl>
-  </w:abstractNum>
-  <w:abstractNum w:abstractNumId="2" w15:restartNumberingAfterBreak="0">
-    <w:nsid w:val="7F610D6F"/>
-    <w:multiLevelType w:val="hybridMultilevel"/>
-    <w:tmpl w:val="FBF807DC"/>
-    <w:lvl w:ilvl="0" w:tplc="C5421B82" w:tentative="1">
+    <w:tmpl w:val="07F24B54"/>
+    <w:lvl w:ilvl="0" w:tplc="6010AC44" w:tentative="1">
       <w:start w:val="1"/>
       <w:numFmt w:val="bullet"/>
       <w:lvlText w:val="●"/>
@@ -13609,7 +13977,7 @@
         <w:ind w:left="720" w:hanging="360"/>
       </w:pPr>
     </w:lvl>
-    <w:lvl w:ilvl="1" w:tplc="8DC08C18" w:tentative="1">
+    <w:lvl w:ilvl="1" w:tplc="4210DBB6" w:tentative="1">
       <w:start w:val="1"/>
       <w:numFmt w:val="bullet"/>
       <w:lvlText w:val="○"/>
@@ -13618,7 +13986,7 @@
         <w:ind w:left="1440" w:hanging="360"/>
       </w:pPr>
     </w:lvl>
-    <w:lvl w:ilvl="2" w:tplc="024C9368" w:tentative="1">
+    <w:lvl w:ilvl="2" w:tplc="90128210" w:tentative="1">
       <w:start w:val="1"/>
       <w:numFmt w:val="bullet"/>
       <w:lvlText w:val="■"/>
@@ -13627,7 +13995,7 @@
         <w:ind w:left="2160" w:hanging="360"/>
       </w:pPr>
     </w:lvl>
-    <w:lvl w:ilvl="3" w:tplc="69622EEA" w:tentative="1">
+    <w:lvl w:ilvl="3" w:tplc="1BD03B22" w:tentative="1">
       <w:start w:val="1"/>
       <w:numFmt w:val="bullet"/>
       <w:lvlText w:val="●"/>
@@ -13636,7 +14004,7 @@
         <w:ind w:left="2880" w:hanging="360"/>
       </w:pPr>
     </w:lvl>
-    <w:lvl w:ilvl="4" w:tplc="27484BEE" w:tentative="1">
+    <w:lvl w:ilvl="4" w:tplc="E5825F38" w:tentative="1">
       <w:start w:val="1"/>
       <w:numFmt w:val="bullet"/>
       <w:lvlText w:val="○"/>
@@ -13645,7 +14013,7 @@
         <w:ind w:left="3600" w:hanging="360"/>
       </w:pPr>
     </w:lvl>
-    <w:lvl w:ilvl="5" w:tplc="38E4D9F6" w:tentative="1">
+    <w:lvl w:ilvl="5" w:tplc="6A301988" w:tentative="1">
       <w:start w:val="1"/>
       <w:numFmt w:val="bullet"/>
       <w:lvlText w:val="■"/>
@@ -13654,7 +14022,7 @@
         <w:ind w:left="4320" w:hanging="360"/>
       </w:pPr>
     </w:lvl>
-    <w:lvl w:ilvl="6" w:tplc="4D926304" w:tentative="1">
+    <w:lvl w:ilvl="6" w:tplc="FF7267F2" w:tentative="1">
       <w:start w:val="1"/>
       <w:numFmt w:val="bullet"/>
       <w:lvlText w:val="●"/>
@@ -13663,7 +14031,7 @@
         <w:ind w:left="5040" w:hanging="360"/>
       </w:pPr>
     </w:lvl>
-    <w:lvl w:ilvl="7" w:tplc="EE4C7814" w:tentative="1">
+    <w:lvl w:ilvl="7" w:tplc="08B0811E" w:tentative="1">
       <w:start w:val="1"/>
       <w:numFmt w:val="bullet"/>
       <w:lvlText w:val="●"/>
@@ -13672,7 +14040,7 @@
         <w:ind w:left="5760" w:hanging="360"/>
       </w:pPr>
     </w:lvl>
-    <w:lvl w:ilvl="8" w:tplc="070CB35E" w:tentative="1">
+    <w:lvl w:ilvl="8" w:tplc="EA22D3DE" w:tentative="1">
       <w:start w:val="1"/>
       <w:numFmt w:val="bullet"/>
       <w:lvlText w:val="●"/>
@@ -13682,20 +14050,132 @@
       </w:pPr>
     </w:lvl>
   </w:abstractNum>
+  <w:abstractNum w:abstractNumId="1" w15:restartNumberingAfterBreak="0">
+    <w:nsid w:val="2F7E2B13"/>
+    <w:multiLevelType w:val="hybridMultilevel"/>
+    <w:tmpl w:val="7A5A4B5C"/>
+    <w:lvl w:ilvl="0" w:tplc="9438AACC">
+      <w:start w:val="1"/>
+      <w:numFmt w:val="decimal"/>
+      <w:lvlText w:val="%1."/>
+      <w:lvlJc w:val="left"/>
+      <w:pPr>
+        <w:ind w:left="540" w:hanging="320"/>
+      </w:pPr>
+    </w:lvl>
+    <w:lvl w:ilvl="1" w:tplc="033C96B2">
+      <w:numFmt w:val="decimal"/>
+      <w:lvlText w:val=""/>
+      <w:lvlJc w:val="left"/>
+    </w:lvl>
+    <w:lvl w:ilvl="2" w:tplc="CB5653C4">
+      <w:numFmt w:val="decimal"/>
+      <w:lvlText w:val=""/>
+      <w:lvlJc w:val="left"/>
+    </w:lvl>
+    <w:lvl w:ilvl="3" w:tplc="18ACF88C">
+      <w:numFmt w:val="decimal"/>
+      <w:lvlText w:val=""/>
+      <w:lvlJc w:val="left"/>
+    </w:lvl>
+    <w:lvl w:ilvl="4" w:tplc="B3B24242">
+      <w:numFmt w:val="decimal"/>
+      <w:lvlText w:val=""/>
+      <w:lvlJc w:val="left"/>
+    </w:lvl>
+    <w:lvl w:ilvl="5" w:tplc="40263CD0">
+      <w:numFmt w:val="decimal"/>
+      <w:lvlText w:val=""/>
+      <w:lvlJc w:val="left"/>
+    </w:lvl>
+    <w:lvl w:ilvl="6" w:tplc="4E7EAFEA">
+      <w:numFmt w:val="decimal"/>
+      <w:lvlText w:val=""/>
+      <w:lvlJc w:val="left"/>
+    </w:lvl>
+    <w:lvl w:ilvl="7" w:tplc="1CD8FBE0">
+      <w:numFmt w:val="decimal"/>
+      <w:lvlText w:val=""/>
+      <w:lvlJc w:val="left"/>
+    </w:lvl>
+    <w:lvl w:ilvl="8" w:tplc="8C32009A">
+      <w:numFmt w:val="decimal"/>
+      <w:lvlText w:val=""/>
+      <w:lvlJc w:val="left"/>
+    </w:lvl>
+  </w:abstractNum>
+  <w:abstractNum w:abstractNumId="2" w15:restartNumberingAfterBreak="0">
+    <w:nsid w:val="3572130A"/>
+    <w:multiLevelType w:val="hybridMultilevel"/>
+    <w:tmpl w:val="1D00F736"/>
+    <w:lvl w:ilvl="0" w:tplc="5DDE8E78">
+      <w:start w:val="1"/>
+      <w:numFmt w:val="bullet"/>
+      <w:lvlText w:val="•"/>
+      <w:lvlJc w:val="left"/>
+      <w:pPr>
+        <w:ind w:left="540" w:hanging="280"/>
+      </w:pPr>
+    </w:lvl>
+    <w:lvl w:ilvl="1" w:tplc="05C83CE6" w:tentative="1">
+      <w:start w:val="1"/>
+      <w:numFmt w:val="bullet"/>
+      <w:lvlText w:val="–"/>
+      <w:lvlJc w:val="left"/>
+      <w:pPr>
+        <w:ind w:left="1000" w:hanging="280"/>
+      </w:pPr>
+    </w:lvl>
+    <w:lvl w:ilvl="2" w:tplc="96A00074">
+      <w:numFmt w:val="decimal"/>
+      <w:lvlText w:val=""/>
+      <w:lvlJc w:val="left"/>
+    </w:lvl>
+    <w:lvl w:ilvl="3" w:tplc="AA726BB0">
+      <w:numFmt w:val="decimal"/>
+      <w:lvlText w:val=""/>
+      <w:lvlJc w:val="left"/>
+    </w:lvl>
+    <w:lvl w:ilvl="4" w:tplc="CF32503C">
+      <w:numFmt w:val="decimal"/>
+      <w:lvlText w:val=""/>
+      <w:lvlJc w:val="left"/>
+    </w:lvl>
+    <w:lvl w:ilvl="5" w:tplc="A4FABA32">
+      <w:numFmt w:val="decimal"/>
+      <w:lvlText w:val=""/>
+      <w:lvlJc w:val="left"/>
+    </w:lvl>
+    <w:lvl w:ilvl="6" w:tplc="B2F603D8">
+      <w:numFmt w:val="decimal"/>
+      <w:lvlText w:val=""/>
+      <w:lvlJc w:val="left"/>
+    </w:lvl>
+    <w:lvl w:ilvl="7" w:tplc="E5A0E108">
+      <w:numFmt w:val="decimal"/>
+      <w:lvlText w:val=""/>
+      <w:lvlJc w:val="left"/>
+    </w:lvl>
+    <w:lvl w:ilvl="8" w:tplc="7BAAB2C2">
+      <w:numFmt w:val="decimal"/>
+      <w:lvlText w:val=""/>
+      <w:lvlJc w:val="left"/>
+    </w:lvl>
+  </w:abstractNum>
   <w:num w:numId="1">
+    <w:abstractNumId w:val="0"/>
+    <w:lvlOverride w:ilvl="0">
+      <w:startOverride w:val="1"/>
+    </w:lvlOverride>
+  </w:num>
+  <w:num w:numId="2">
     <w:abstractNumId w:val="2"/>
     <w:lvlOverride w:ilvl="0">
       <w:startOverride w:val="1"/>
     </w:lvlOverride>
   </w:num>
-  <w:num w:numId="2">
+  <w:num w:numId="3">
     <w:abstractNumId w:val="1"/>
-    <w:lvlOverride w:ilvl="0">
-      <w:startOverride w:val="1"/>
-    </w:lvlOverride>
-  </w:num>
-  <w:num w:numId="3">
-    <w:abstractNumId w:val="0"/>
     <w:lvlOverride w:ilvl="0">
       <w:startOverride w:val="1"/>
     </w:lvlOverride>
@@ -14336,7 +14816,7 @@
     <w:autoRedefine/>
     <w:uiPriority w:val="39"/>
     <w:unhideWhenUsed/>
-    <w:rsid w:val="005151A9"/>
+    <w:rsid w:val="00C84DE7"/>
     <w:pPr>
       <w:spacing w:after="100"/>
     </w:pPr>
@@ -14348,7 +14828,7 @@
     <w:autoRedefine/>
     <w:uiPriority w:val="39"/>
     <w:unhideWhenUsed/>
-    <w:rsid w:val="005151A9"/>
+    <w:rsid w:val="00C84DE7"/>
     <w:pPr>
       <w:spacing w:after="100"/>
       <w:ind w:left="210"/>
